--- a/docs/standards/word/REVIEW-DEPTH.docx
+++ b/docs/standards/word/REVIEW-DEPTH.docx
@@ -78,13 +78,19 @@
         <w:t xml:space="preserve"> </w:t>
       </w:r>
       <w:r>
-        <w:t xml:space="preserve">Most of this standard is a base for an</w:t>
-      </w:r>
-      <w:r>
-        <w:t xml:space="preserve"> </w:t>
-      </w:r>
-      <w:r>
-        <w:t xml:space="preserve">agent to apply to your code, not prose to work through by hand.</w:t>
+        <w:t xml:space="preserve">Most of this standard is a base for</w:t>
+      </w:r>
+      <w:r>
+        <w:t xml:space="preserve"> </w:t>
+      </w:r>
+      <w:r>
+        <w:t xml:space="preserve">Claude Code, or another AI-assisted coding tool, to apply to your code, rather than</w:t>
+      </w:r>
+      <w:r>
+        <w:t xml:space="preserve"> </w:t>
+      </w:r>
+      <w:r>
+        <w:t xml:space="preserve">prose to work through by hand.</w:t>
       </w:r>
     </w:p>
     <w:p>
@@ -92,7 +98,7 @@
         <w:pStyle w:val="BlockText"/>
       </w:pPr>
       <w:r>
-        <w:t xml:space="preserve">The fastest way in: give an agent -- Claude Code or another -- the</w:t>
+        <w:t xml:space="preserve">The fastest way in: give the tool the</w:t>
       </w:r>
       <w:r>
         <w:t xml:space="preserve"> </w:t>

--- a/docs/standards/word/REVIEW-DEPTH.docx
+++ b/docs/standards/word/REVIEW-DEPTH.docx
@@ -72,33 +72,7 @@
           <w:b/>
           <w:bCs/>
         </w:rPr>
-        <w:t xml:space="preserve">Meant to be worked with, not read straight through.</w:t>
-      </w:r>
-      <w:r>
-        <w:t xml:space="preserve"> </w:t>
-      </w:r>
-      <w:r>
-        <w:t xml:space="preserve">Most of this standard is a base for</w:t>
-      </w:r>
-      <w:r>
-        <w:t xml:space="preserve"> </w:t>
-      </w:r>
-      <w:r>
-        <w:t xml:space="preserve">Claude Code, or another AI-assisted coding tool, to apply to your code, rather than</w:t>
-      </w:r>
-      <w:r>
-        <w:t xml:space="preserve"> </w:t>
-      </w:r>
-      <w:r>
-        <w:t xml:space="preserve">prose to work through by hand.</w:t>
-      </w:r>
-    </w:p>
-    <w:p>
-      <w:pPr>
-        <w:pStyle w:val="BlockText"/>
-      </w:pPr>
-      <w:r>
-        <w:t xml:space="preserve">The fastest way in: give the tool the</w:t>
+        <w:t xml:space="preserve">Take a copy:</w:t>
       </w:r>
       <w:r>
         <w:t xml:space="preserve"> </w:t>
@@ -112,46 +86,10 @@
         </w:r>
       </w:hyperlink>
       <w:r>
-        <w:t xml:space="preserve">,</w:t>
-      </w:r>
-      <w:r>
-        <w:t xml:space="preserve"> </w:t>
-      </w:r>
-      <w:r>
-        <w:t xml:space="preserve">ask it to</w:t>
-      </w:r>
-      <w:r>
-        <w:t xml:space="preserve"> </w:t>
-      </w:r>
-      <w:r>
-        <w:rPr>
-          <w:b/>
-          <w:bCs/>
-        </w:rPr>
-        <w:t xml:space="preserve">summarize the document against your repository</w:t>
-      </w:r>
-      <w:r>
-        <w:t xml:space="preserve">, and then ask it questions. What here</w:t>
-      </w:r>
-      <w:r>
-        <w:t xml:space="preserve"> </w:t>
-      </w:r>
-      <w:r>
-        <w:t xml:space="preserve">already holds? What would have to change? What would each gap cost? That conversation is worth more</w:t>
-      </w:r>
-      <w:r>
-        <w:t xml:space="preserve"> </w:t>
-      </w:r>
-      <w:r>
-        <w:t xml:space="preserve">than reading top to bottom, because the answers are about your code rather than about the document.</w:t>
-      </w:r>
-    </w:p>
-    <w:p>
-      <w:pPr>
-        <w:pStyle w:val="BlockText"/>
-      </w:pPr>
-      <w:r>
-        <w:t xml:space="preserve">Reading or circulating instead?</w:t>
+        <w:t xml:space="preserve"> </w:t>
+      </w:r>
+      <w:r>
+        <w:t xml:space="preserve">or</w:t>
       </w:r>
       <w:r>
         <w:t xml:space="preserve"> </w:t>

--- a/docs/standards/word/REVIEW-DEPTH.docx
+++ b/docs/standards/word/REVIEW-DEPTH.docx
@@ -46,7 +46,7 @@
           <w:b/>
           <w:bCs/>
         </w:rPr>
-        <w:t xml:space="preserve">The question every engineering manager asks once an assistant starts writing most of the code, and</w:t>
+        <w:t xml:space="preserve">The question every engineering manager asks once an AI coding tool starts writing most of the</w:t>
       </w:r>
       <w:r>
         <w:rPr>
@@ -60,7 +60,7 @@
           <w:b/>
           <w:bCs/>
         </w:rPr>
-        <w:t xml:space="preserve">the one where a wrong answer is expensive in both directions.</w:t>
+        <w:t xml:space="preserve">code, and the one where a wrong answer is expensive in both directions.</w:t>
       </w:r>
     </w:p>
     <w:p>
@@ -245,7 +245,7 @@
         <w:t xml:space="preserve"> </w:t>
       </w:r>
       <w:r>
-        <w:t xml:space="preserve">organisation can remember.</w:t>
+        <w:t xml:space="preserve">organization can remember.</w:t>
       </w:r>
     </w:p>
     <w:p>
@@ -302,7 +302,7 @@
         <w:t xml:space="preserve"> </w:t>
       </w:r>
       <w:r>
-        <w:t xml:space="preserve">Deciding the tier takes judgement at the start of</w:t>
+        <w:t xml:space="preserve">Deciding the tier takes judgment at the start of</w:t>
       </w:r>
       <w:r>
         <w:t xml:space="preserve"> </w:t>
@@ -336,7 +336,7 @@
         <w:t xml:space="preserve"> </w:t>
       </w:r>
       <w:r>
-        <w:t xml:space="preserve">restricted data or authorisation, the rule clamps everything to the strictest tier, and that is</w:t>
+        <w:t xml:space="preserve">restricted data or authorization, the rule clamps everything to the strictest tier, and that is</w:t>
       </w:r>
       <w:r>
         <w:t xml:space="preserve"> </w:t>
@@ -398,7 +398,7 @@
         <w:t xml:space="preserve"> </w:t>
       </w:r>
       <w:r>
-        <w:t xml:space="preserve">organisations should read the tier as a floor and add their own review policy on top.</w:t>
+        <w:t xml:space="preserve">organizations should read the tier as a floor and add their own review policy on top.</w:t>
       </w:r>
     </w:p>
     <w:p>
@@ -845,7 +845,7 @@
         <w:t xml:space="preserve"> </w:t>
       </w:r>
       <w:r>
-        <w:t xml:space="preserve">to an authorisation path is not a one-line-change review.</w:t>
+        <w:t xml:space="preserve">to an authorization path is not a one-line-change review.</w:t>
       </w:r>
     </w:p>
     <w:p>
@@ -918,13 +918,13 @@
         <w:t xml:space="preserve"> </w:t>
       </w:r>
       <w:r>
-        <w:t xml:space="preserve">-- authentication, authorisation, cryptography, a</w:t>
-      </w:r>
-      <w:r>
-        <w:t xml:space="preserve"> </w:t>
-      </w:r>
-      <w:r>
-        <w:t xml:space="preserve">network bind guard. Read every line by hand. Not because the assistant is unreliable here, but</w:t>
+        <w:t xml:space="preserve">-- authentication, authorization, cryptography, a</w:t>
+      </w:r>
+      <w:r>
+        <w:t xml:space="preserve"> </w:t>
+      </w:r>
+      <w:r>
+        <w:t xml:space="preserve">network bind guard. Read every line by hand. Not because the AI coding tool is unreliable here, but</w:t>
       </w:r>
       <w:r>
         <w:t xml:space="preserve"> </w:t>
@@ -1010,13 +1010,13 @@
         <w:pStyle w:val="FirstParagraph"/>
       </w:pPr>
       <w:r>
-        <w:t xml:space="preserve">This is the line between an assistant accelerating a team and an assistant quietly filling a</w:t>
-      </w:r>
-      <w:r>
-        <w:t xml:space="preserve"> </w:t>
-      </w:r>
-      <w:r>
-        <w:t xml:space="preserve">codebase with</w:t>
+        <w:t xml:space="preserve">This is the line between an AI coding tool accelerating a team and an AI coding tool quietly</w:t>
+      </w:r>
+      <w:r>
+        <w:t xml:space="preserve"> </w:t>
+      </w:r>
+      <w:r>
+        <w:t xml:space="preserve">filling a codebase with</w:t>
       </w:r>
       <w:r>
         <w:t xml:space="preserve"> </w:t>
@@ -1032,25 +1032,25 @@
         <w:t xml:space="preserve"> </w:t>
       </w:r>
       <w:r>
-        <w:t xml:space="preserve">-- code whose behaviour nobody on the team can account</w:t>
-      </w:r>
-      <w:r>
-        <w:t xml:space="preserve"> </w:t>
-      </w:r>
-      <w:r>
-        <w:t xml:space="preserve">for. The failure it prevents is a documented one: developers who can produce working-looking code</w:t>
-      </w:r>
-      <w:r>
-        <w:t xml:space="preserve"> </w:t>
-      </w:r>
-      <w:r>
-        <w:t xml:space="preserve">but cannot reason about, fix, or maintain it. You discover this during an incident, which is the</w:t>
-      </w:r>
-      <w:r>
-        <w:t xml:space="preserve"> </w:t>
-      </w:r>
-      <w:r>
-        <w:t xml:space="preserve">worst possible time.</w:t>
+        <w:t xml:space="preserve">-- code whose behavior nobody on the team</w:t>
+      </w:r>
+      <w:r>
+        <w:t xml:space="preserve"> </w:t>
+      </w:r>
+      <w:r>
+        <w:t xml:space="preserve">can account for. The failure it prevents is a documented one: developers who can produce</w:t>
+      </w:r>
+      <w:r>
+        <w:t xml:space="preserve"> </w:t>
+      </w:r>
+      <w:r>
+        <w:t xml:space="preserve">working-looking code but cannot reason about, fix, or maintain it. You discover this during an</w:t>
+      </w:r>
+      <w:r>
+        <w:t xml:space="preserve"> </w:t>
+      </w:r>
+      <w:r>
+        <w:t xml:space="preserve">incident, which is the worst possible time.</w:t>
       </w:r>
     </w:p>
     <w:bookmarkStart w:id="17" w:name="X04f937f63a3ff4cc2660298ebaf08ebbac1d20f"/>
@@ -1234,7 +1234,7 @@
         <w:pStyle w:val="FirstParagraph"/>
       </w:pPr>
       <w:r>
-        <w:t xml:space="preserve">If your organisation wants the strict reading, take it. What matters is that the choice is written</w:t>
+        <w:t xml:space="preserve">If your organization wants the strict reading, take it. What matters is that the choice is written</w:t>
       </w:r>
       <w:r>
         <w:t xml:space="preserve"> </w:t>
@@ -1564,7 +1564,7 @@
         <w:t xml:space="preserve"> </w:t>
       </w:r>
       <w:r>
-        <w:t xml:space="preserve">to whatever your organisation already uses. The names do not matter; the</w:t>
+        <w:t xml:space="preserve">to whatever your organization already uses. The names do not matter; the</w:t>
       </w:r>
       <w:r>
         <w:t xml:space="preserve"> </w:t>

--- a/docs/standards/word/REVIEW-DEPTH.docx
+++ b/docs/standards/word/REVIEW-DEPTH.docx
@@ -28,13 +28,13 @@
         </w:p>
       </w:sdtContent>
     </w:sdt>
-    <w:bookmarkStart w:id="26" w:name="Xb4b1ec7368c70e118c0b4ee1ac6a10a80365756"/>
+    <w:bookmarkStart w:id="26" w:name="Xa506ae5d9b106408f7ea42855285c75741e8a3b"/>
     <w:p>
       <w:pPr>
         <w:pStyle w:val="Heading1"/>
       </w:pPr>
       <w:r>
-        <w:t xml:space="preserve">How much of this code does a human have to read?</w:t>
+        <w:t xml:space="preserve">How much of AI-generated code does a human have to read?</w:t>
       </w:r>
     </w:p>
     <w:p>

--- a/docs/standards/word/REVIEW-DEPTH.docx
+++ b/docs/standards/word/REVIEW-DEPTH.docx
@@ -296,19 +296,25 @@
           <w:b/>
           <w:bCs/>
         </w:rPr>
-        <w:t xml:space="preserve">It shifts effort rather than removing it.</w:t>
-      </w:r>
-      <w:r>
-        <w:t xml:space="preserve"> </w:t>
-      </w:r>
-      <w:r>
-        <w:t xml:space="preserve">Deciding the tier takes judgment at the start of</w:t>
-      </w:r>
-      <w:r>
-        <w:t xml:space="preserve"> </w:t>
-      </w:r>
-      <w:r>
-        <w:t xml:space="preserve">each change. The saving is that the deep read lands only where it earns its cost.</w:t>
+        <w:t xml:space="preserve">It focuses your effort rather than reducing it.</w:t>
+      </w:r>
+      <w:r>
+        <w:t xml:space="preserve"> </w:t>
+      </w:r>
+      <w:r>
+        <w:t xml:space="preserve">Deciding the tier takes judgment at the start</w:t>
+      </w:r>
+      <w:r>
+        <w:t xml:space="preserve"> </w:t>
+      </w:r>
+      <w:r>
+        <w:t xml:space="preserve">of each change, and that judgment is not free. What you get back is a deep read that lands only</w:t>
+      </w:r>
+      <w:r>
+        <w:t xml:space="preserve"> </w:t>
+      </w:r>
+      <w:r>
+        <w:t xml:space="preserve">where it earns its cost, instead of attention spread evenly over code that does not need it.</w:t>
       </w:r>
     </w:p>
     <w:p>

--- a/docs/standards/word/REVIEW-DEPTH.docx
+++ b/docs/standards/word/REVIEW-DEPTH.docx
@@ -583,13 +583,13 @@
       </w:r>
     </w:p>
     <w:bookmarkEnd w:id="14"/>
-    <w:bookmarkStart w:id="16" w:name="Xc81aae4a6a27b501cce76cff8fac5d577e8f792"/>
+    <w:bookmarkStart w:id="16" w:name="Xd594488a40a5f115d6fca104298c4e4248f7fca"/>
     <w:p>
       <w:pPr>
         <w:pStyle w:val="Heading2"/>
       </w:pPr>
       <w:r>
-        <w:t xml:space="preserve">The rule: depth follows risk, decided per change</w:t>
+        <w:t xml:space="preserve">Human review depth follows risk and is decided per change</w:t>
       </w:r>
     </w:p>
     <w:p>
@@ -1642,16 +1642,37 @@
           <w:b/>
           <w:bCs/>
         </w:rPr>
-        <w:t xml:space="preserve">Decide the explanation question deliberately</w:t>
-      </w:r>
-      <w:r>
-        <w:t xml:space="preserve">, write down which reading you took, and apply it</w:t>
-      </w:r>
-      <w:r>
-        <w:t xml:space="preserve"> </w:t>
-      </w:r>
-      <w:r>
-        <w:t xml:space="preserve">the same way to everyone.</w:t>
+        <w:t xml:space="preserve">Write down what "you can explain it" is allowed to mean here.</w:t>
+      </w:r>
+      <w:r>
+        <w:t xml:space="preserve"> </w:t>
+      </w:r>
+      <w:r>
+        <w:t xml:space="preserve">This document accepts an</w:t>
+      </w:r>
+      <w:r>
+        <w:t xml:space="preserve"> </w:t>
+      </w:r>
+      <w:r>
+        <w:t xml:space="preserve">explanation you reached with the tool's help. The stricter alternative is that a person must be</w:t>
+      </w:r>
+      <w:r>
+        <w:t xml:space="preserve"> </w:t>
+      </w:r>
+      <w:r>
+        <w:t xml:space="preserve">able to explain the code unaided. Either is defensible; pick one, record which one, and hold</w:t>
+      </w:r>
+      <w:r>
+        <w:t xml:space="preserve"> </w:t>
+      </w:r>
+      <w:r>
+        <w:t xml:space="preserve">everyone to it. The failure is not choosing the looser reading -- it is different people applying</w:t>
+      </w:r>
+      <w:r>
+        <w:t xml:space="preserve"> </w:t>
+      </w:r>
+      <w:r>
+        <w:t xml:space="preserve">different readings on different days, so nobody can say what the rule actually is.</w:t>
       </w:r>
     </w:p>
     <w:bookmarkEnd w:id="20"/>

--- a/docs/standards/word/REVIEW-DEPTH.docx
+++ b/docs/standards/word/REVIEW-DEPTH.docx
@@ -46,7 +46,7 @@
           <w:b/>
           <w:bCs/>
         </w:rPr>
-        <w:t xml:space="preserve">The question every engineering manager asks once an AI coding tool starts writing most of the</w:t>
+        <w:t xml:space="preserve">The question every engineering manager asks once an AI coding assistant starts writing most of the</w:t>
       </w:r>
       <w:r>
         <w:rPr>
@@ -548,7 +548,7 @@
               <w:pStyle w:val="Compact"/>
             </w:pPr>
             <w:r>
-              <w:t xml:space="preserve">Tests check what somebody thought to check. They do not tell you whether the code does something else as well, and an assistant is good at producing code that passes the test it was shown.</w:t>
+              <w:t xml:space="preserve">Tests check what somebody thought to check. They do not tell you whether the code does something else as well, and an AI coding assistant is good at producing code that passes the test it was shown.</w:t>
             </w:r>
           </w:p>
         </w:tc>
@@ -930,7 +930,7 @@
         <w:t xml:space="preserve"> </w:t>
       </w:r>
       <w:r>
-        <w:t xml:space="preserve">network bind guard. Read every line by hand. Not because the AI coding tool is unreliable here, but</w:t>
+        <w:t xml:space="preserve">network bind guard. Read every line by hand. Not because the AI coding assistant is unreliable here, but</w:t>
       </w:r>
       <w:r>
         <w:t xml:space="preserve"> </w:t>
@@ -1016,7 +1016,7 @@
         <w:pStyle w:val="FirstParagraph"/>
       </w:pPr>
       <w:r>
-        <w:t xml:space="preserve">This is the line between an AI coding tool accelerating a team and an AI coding tool quietly</w:t>
+        <w:t xml:space="preserve">This is the line between an AI coding assistant accelerating a team and an AI coding assistant quietly</w:t>
       </w:r>
       <w:r>
         <w:t xml:space="preserve"> </w:t>
@@ -1059,7 +1059,7 @@
         <w:t xml:space="preserve">incident, which is the worst possible time.</w:t>
       </w:r>
     </w:p>
-    <w:bookmarkStart w:id="17" w:name="X04f937f63a3ff4cc2660298ebaf08ebbac1d20f"/>
+    <w:bookmarkStart w:id="17" w:name="X63a0d1019079b10a35a7a78cdfcd951b9707680"/>
     <w:p>
       <w:pPr>
         <w:pStyle w:val="Heading3"/>
@@ -1075,7 +1075,7 @@
           <w:i/>
           <w:iCs/>
         </w:rPr>
-        <w:t xml:space="preserve">with the assistant's help</w:t>
+        <w:t xml:space="preserve">with the AI coding assistant's help</w:t>
       </w:r>
       <w:r>
         <w:t xml:space="preserve"> </w:t>

--- a/docs/standards/word/REVIEW-DEPTH.docx
+++ b/docs/standards/word/REVIEW-DEPTH.docx
@@ -314,7 +314,7 @@
         <w:t xml:space="preserve"> </w:t>
       </w:r>
       <w:r>
-        <w:t xml:space="preserve">where it earns its cost, instead of attention spread evenly over code that does not need it.</w:t>
+        <w:t xml:space="preserve">where it earns its cost. It is not attention spread evenly over code that does not need it.</w:t>
       </w:r>
     </w:p>
     <w:p>
@@ -548,7 +548,7 @@
               <w:pStyle w:val="Compact"/>
             </w:pPr>
             <w:r>
-              <w:t xml:space="preserve">Tests check what somebody thought to check. They do not tell you whether the code does something else as well, and an AI coding assistant is good at producing code that passes the test it was shown.</w:t>
+              <w:t xml:space="preserve">Tests check what somebody thought to check. They do not tell you whether the code does something else as well. An AI coding assistant is good at producing code that passes the test it was shown.</w:t>
             </w:r>
           </w:p>
         </w:tc>
@@ -1016,13 +1016,13 @@
         <w:pStyle w:val="FirstParagraph"/>
       </w:pPr>
       <w:r>
-        <w:t xml:space="preserve">This is the line between an AI coding assistant accelerating a team and an AI coding assistant quietly</w:t>
-      </w:r>
-      <w:r>
-        <w:t xml:space="preserve"> </w:t>
-      </w:r>
-      <w:r>
-        <w:t xml:space="preserve">filling a codebase with</w:t>
+        <w:t xml:space="preserve">This is the line between an AI coding assistant that accelerates a team and one that quietly fills</w:t>
+      </w:r>
+      <w:r>
+        <w:t xml:space="preserve"> </w:t>
+      </w:r>
+      <w:r>
+        <w:t xml:space="preserve">a codebase with</w:t>
       </w:r>
       <w:r>
         <w:t xml:space="preserve"> </w:t>
@@ -1035,53 +1035,42 @@
         <w:t xml:space="preserve">code of unknown provenance</w:t>
       </w:r>
       <w:r>
-        <w:t xml:space="preserve"> </w:t>
-      </w:r>
-      <w:r>
-        <w:t xml:space="preserve">-- code whose behavior nobody on the team</w:t>
-      </w:r>
-      <w:r>
-        <w:t xml:space="preserve"> </w:t>
-      </w:r>
-      <w:r>
-        <w:t xml:space="preserve">can account for. The failure it prevents is a documented one: developers who can produce</w:t>
-      </w:r>
-      <w:r>
-        <w:t xml:space="preserve"> </w:t>
-      </w:r>
-      <w:r>
-        <w:t xml:space="preserve">working-looking code but cannot reason about, fix, or maintain it. You discover this during an</w:t>
-      </w:r>
-      <w:r>
-        <w:t xml:space="preserve"> </w:t>
-      </w:r>
-      <w:r>
-        <w:t xml:space="preserve">incident, which is the worst possible time.</w:t>
-      </w:r>
-    </w:p>
-    <w:bookmarkStart w:id="17" w:name="X63a0d1019079b10a35a7a78cdfcd951b9707680"/>
+        <w:t xml:space="preserve">. That is code whose behavior nobody on the team can</w:t>
+      </w:r>
+      <w:r>
+        <w:t xml:space="preserve"> </w:t>
+      </w:r>
+      <w:r>
+        <w:t xml:space="preserve">account for.</w:t>
+      </w:r>
+    </w:p>
+    <w:p>
+      <w:pPr>
+        <w:pStyle w:val="BodyText"/>
+      </w:pPr>
+      <w:r>
+        <w:t xml:space="preserve">The failure it prevents is a documented one: developers who can produce working-looking code but</w:t>
+      </w:r>
+      <w:r>
+        <w:t xml:space="preserve"> </w:t>
+      </w:r>
+      <w:r>
+        <w:t xml:space="preserve">cannot reason about, fix, or maintain it. You discover this during an incident, which is the worst</w:t>
+      </w:r>
+      <w:r>
+        <w:t xml:space="preserve"> </w:t>
+      </w:r>
+      <w:r>
+        <w:t xml:space="preserve">possible time.</w:t>
+      </w:r>
+    </w:p>
+    <w:bookmarkStart w:id="17" w:name="X59968c880df2e24a336839c7242c3139f6a4223"/>
     <w:p>
       <w:pPr>
         <w:pStyle w:val="Heading3"/>
       </w:pPr>
       <w:r>
-        <w:t xml:space="preserve">Does explaining it</w:t>
-      </w:r>
-      <w:r>
-        <w:t xml:space="preserve"> </w:t>
-      </w:r>
-      <w:r>
-        <w:rPr>
-          <w:i/>
-          <w:iCs/>
-        </w:rPr>
-        <w:t xml:space="preserve">with the AI coding assistant's help</w:t>
-      </w:r>
-      <w:r>
-        <w:t xml:space="preserve"> </w:t>
-      </w:r>
-      <w:r>
-        <w:t xml:space="preserve">count?</w:t>
+        <w:t xml:space="preserve">AI-assisted explanation is contested, and accepted here with guardrails</w:t>
       </w:r>
     </w:p>
     <w:p>
@@ -1089,13 +1078,13 @@
         <w:pStyle w:val="FirstParagraph"/>
       </w:pPr>
       <w:r>
-        <w:t xml:space="preserve">This is the genuinely contested question, and an honest standard should say so rather than pretend</w:t>
-      </w:r>
-      <w:r>
-        <w:t xml:space="preserve"> </w:t>
-      </w:r>
-      <w:r>
-        <w:t xml:space="preserve">it is settled.</w:t>
+        <w:t xml:space="preserve">Whether an AI-assisted explanation satisfies the floor is genuinely contested. An honest standard</w:t>
+      </w:r>
+      <w:r>
+        <w:t xml:space="preserve"> </w:t>
+      </w:r>
+      <w:r>
+        <w:t xml:space="preserve">should say so rather than pretend it is settled.</w:t>
       </w:r>
     </w:p>
     <w:p>
@@ -1125,13 +1114,13 @@
         <w:t xml:space="preserve"> </w:t>
       </w:r>
       <w:r>
-        <w:t xml:space="preserve">anti-provenance guard, but for a small team it is the rule that gets quietly dropped first, and a</w:t>
-      </w:r>
-      <w:r>
-        <w:t xml:space="preserve"> </w:t>
-      </w:r>
-      <w:r>
-        <w:t xml:space="preserve">dropped rule protects nothing.</w:t>
+        <w:t xml:space="preserve">anti-provenance guard. For a small team, though, it is the rule that gets quietly dropped first, and</w:t>
+      </w:r>
+      <w:r>
+        <w:t xml:space="preserve"> </w:t>
+      </w:r>
+      <w:r>
+        <w:t xml:space="preserve">a dropped rule protects nothing.</w:t>
       </w:r>
     </w:p>
     <w:p>
@@ -1654,25 +1643,33 @@
         <w:t xml:space="preserve"> </w:t>
       </w:r>
       <w:r>
-        <w:t xml:space="preserve">explanation you reached with the tool's help. The stricter alternative is that a person must be</w:t>
-      </w:r>
-      <w:r>
-        <w:t xml:space="preserve"> </w:t>
-      </w:r>
-      <w:r>
-        <w:t xml:space="preserve">able to explain the code unaided. Either is defensible; pick one, record which one, and hold</w:t>
-      </w:r>
-      <w:r>
-        <w:t xml:space="preserve"> </w:t>
-      </w:r>
-      <w:r>
-        <w:t xml:space="preserve">everyone to it. The failure is not choosing the looser reading -- it is different people applying</w:t>
-      </w:r>
-      <w:r>
-        <w:t xml:space="preserve"> </w:t>
-      </w:r>
-      <w:r>
-        <w:t xml:space="preserve">different readings on different days, so nobody can say what the rule actually is.</w:t>
+        <w:t xml:space="preserve">explanation you reached with the AI coding assistant's help. The stricter alternative is that a</w:t>
+      </w:r>
+      <w:r>
+        <w:t xml:space="preserve"> </w:t>
+      </w:r>
+      <w:r>
+        <w:t xml:space="preserve">person must be able to explain the code unaided.</w:t>
+      </w:r>
+    </w:p>
+    <w:p>
+      <w:pPr>
+        <w:pStyle w:val="FirstParagraph"/>
+      </w:pPr>
+      <w:r>
+        <w:t xml:space="preserve">Either reading is defensible. Pick one, record which one, and hold everyone to it. The failure is</w:t>
+      </w:r>
+      <w:r>
+        <w:t xml:space="preserve"> </w:t>
+      </w:r>
+      <w:r>
+        <w:t xml:space="preserve">not choosing the looser reading. It is different people applying different readings on different</w:t>
+      </w:r>
+      <w:r>
+        <w:t xml:space="preserve"> </w:t>
+      </w:r>
+      <w:r>
+        <w:t xml:space="preserve">days, so nobody can say what the rule actually is.</w:t>
       </w:r>
     </w:p>
     <w:bookmarkEnd w:id="20"/>

--- a/docs/standards/word/REVIEW-DEPTH.docx
+++ b/docs/standards/word/REVIEW-DEPTH.docx
@@ -28,7 +28,7 @@
         </w:p>
       </w:sdtContent>
     </w:sdt>
-    <w:bookmarkStart w:id="26" w:name="Xa506ae5d9b106408f7ea42855285c75741e8a3b"/>
+    <w:bookmarkStart w:id="27" w:name="Xa506ae5d9b106408f7ea42855285c75741e8a3b"/>
     <w:p>
       <w:pPr>
         <w:pStyle w:val="Heading1"/>
@@ -127,13 +127,57 @@
         </w:pict>
       </w:r>
     </w:p>
-    <w:bookmarkStart w:id="12" w:name="what-you-get"/>
+    <w:bookmarkStart w:id="12" w:name="in-short"/>
     <w:p>
       <w:pPr>
         <w:pStyle w:val="Heading2"/>
       </w:pPr>
       <w:r>
-        <w:t xml:space="preserve">What you get</w:t>
+        <w:t xml:space="preserve">In short</w:t>
+      </w:r>
+    </w:p>
+    <w:p>
+      <w:pPr>
+        <w:pStyle w:val="FirstParagraph"/>
+      </w:pPr>
+      <w:r>
+        <w:rPr>
+          <w:b/>
+          <w:bCs/>
+        </w:rPr>
+        <w:t xml:space="preserve">Every answer that fails here is a quantity -- some share of the code a human reads.</w:t>
+      </w:r>
+      <w:r>
+        <w:t xml:space="preserve"> </w:t>
+      </w:r>
+      <w:r>
+        <w:t xml:space="preserve">A percentage</w:t>
+      </w:r>
+      <w:r>
+        <w:t xml:space="preserve"> </w:t>
+      </w:r>
+      <w:r>
+        <w:t xml:space="preserve">cannot be assigned to the change in front of you, so "review 30 percent" means the easy 30 percent,</w:t>
+      </w:r>
+      <w:r>
+        <w:t xml:space="preserve"> </w:t>
+      </w:r>
+      <w:r>
+        <w:t xml:space="preserve">and no evidence separates a team that did it from one that says it did. Depth is not a share of the</w:t>
+      </w:r>
+      <w:r>
+        <w:t xml:space="preserve"> </w:t>
+      </w:r>
+      <w:r>
+        <w:t xml:space="preserve">code to divide up. It is a decision, taken per change, before the code exists.</w:t>
+      </w:r>
+    </w:p>
+    <w:p>
+      <w:pPr>
+        <w:pStyle w:val="BodyText"/>
+      </w:pPr>
+      <w:r>
+        <w:t xml:space="preserve">So resolve every change to a tier before work starts, and do three things:</w:t>
       </w:r>
     </w:p>
     <w:p>
@@ -149,25 +193,109 @@
           <w:b/>
           <w:bCs/>
         </w:rPr>
-        <w:t xml:space="preserve">An answer that is not a percentage.</w:t>
-      </w:r>
-      <w:r>
-        <w:t xml:space="preserve"> </w:t>
-      </w:r>
-      <w:r>
-        <w:t xml:space="preserve">"Review 30 percent of AI-generated code" cannot be</w:t>
-      </w:r>
-      <w:r>
-        <w:t xml:space="preserve"> </w:t>
-      </w:r>
-      <w:r>
-        <w:t xml:space="preserve">defended, audited, or complied with. What replaces it is a rule that decides depth per change, in</w:t>
-      </w:r>
-      <w:r>
-        <w:t xml:space="preserve"> </w:t>
-      </w:r>
-      <w:r>
-        <w:t xml:space="preserve">one question, and gives the same answer to two different reviewers.</w:t>
+        <w:t xml:space="preserve">Ask what the change touches.</w:t>
+      </w:r>
+      <w:r>
+        <w:t xml:space="preserve"> </w:t>
+      </w:r>
+      <w:r>
+        <w:t xml:space="preserve">Restricted data, an authorization path, or something a customer</w:t>
+      </w:r>
+      <w:r>
+        <w:t xml:space="preserve"> </w:t>
+      </w:r>
+      <w:r>
+        <w:t xml:space="preserve">depends on? Unknown counts as yes, and so does not knowing whether the change reaches beyond the</w:t>
+      </w:r>
+      <w:r>
+        <w:t xml:space="preserve"> </w:t>
+      </w:r>
+      <w:r>
+        <w:t xml:space="preserve">local machine. That answer sets the tier --</w:t>
+      </w:r>
+      <w:r>
+        <w:t xml:space="preserve"> </w:t>
+      </w:r>
+      <w:r>
+        <w:rPr>
+          <w:i/>
+          <w:iCs/>
+        </w:rPr>
+        <w:t xml:space="preserve">Exploratory</w:t>
+      </w:r>
+      <w:r>
+        <w:t xml:space="preserve">,</w:t>
+      </w:r>
+      <w:r>
+        <w:t xml:space="preserve"> </w:t>
+      </w:r>
+      <w:r>
+        <w:rPr>
+          <w:i/>
+          <w:iCs/>
+        </w:rPr>
+        <w:t xml:space="preserve">Guarded</w:t>
+      </w:r>
+      <w:r>
+        <w:t xml:space="preserve">,</w:t>
+      </w:r>
+      <w:r>
+        <w:t xml:space="preserve"> </w:t>
+      </w:r>
+      <w:r>
+        <w:rPr>
+          <w:i/>
+          <w:iCs/>
+        </w:rPr>
+        <w:t xml:space="preserve">Governed</w:t>
+      </w:r>
+      <w:r>
+        <w:t xml:space="preserve"> </w:t>
+      </w:r>
+      <w:r>
+        <w:t xml:space="preserve">or</w:t>
+      </w:r>
+      <w:r>
+        <w:t xml:space="preserve"> </w:t>
+      </w:r>
+      <w:r>
+        <w:rPr>
+          <w:i/>
+          <w:iCs/>
+        </w:rPr>
+        <w:t xml:space="preserve">Regulated</w:t>
+      </w:r>
+      <w:r>
+        <w:rPr>
+          <w:i/>
+          <w:iCs/>
+        </w:rPr>
+        <w:t xml:space="preserve"> </w:t>
+      </w:r>
+      <w:r>
+        <w:rPr>
+          <w:i/>
+          <w:iCs/>
+        </w:rPr>
+        <w:t xml:space="preserve">release</w:t>
+      </w:r>
+      <w:r>
+        <w:t xml:space="preserve"> </w:t>
+      </w:r>
+      <w:r>
+        <w:t xml:space="preserve">-- and with it the depth, from a skim on a throwaway to every changed line reconciled</w:t>
+      </w:r>
+      <w:r>
+        <w:t xml:space="preserve"> </w:t>
+      </w:r>
+      <w:r>
+        <w:t xml:space="preserve">against a written intent that predates it. It also outranks size: a one-line change to an</w:t>
+      </w:r>
+      <w:r>
+        <w:t xml:space="preserve"> </w:t>
+      </w:r>
+      <w:r>
+        <w:t xml:space="preserve">authorization path is not a one-line-change review.</w:t>
       </w:r>
     </w:p>
     <w:p>
@@ -183,19 +311,25 @@
           <w:b/>
           <w:bCs/>
         </w:rPr>
-        <w:t xml:space="preserve">A defensible line to hold when someone asks to skip review</w:t>
-      </w:r>
-      <w:r>
-        <w:t xml:space="preserve"> </w:t>
-      </w:r>
-      <w:r>
-        <w:t xml:space="preserve">because the output looks finished.</w:t>
-      </w:r>
-      <w:r>
-        <w:t xml:space="preserve"> </w:t>
-      </w:r>
-      <w:r>
-        <w:t xml:space="preserve">The rule does not care how finished it looks.</w:t>
+        <w:t xml:space="preserve">Override the tier on two conditions.</w:t>
+      </w:r>
+      <w:r>
+        <w:t xml:space="preserve"> </w:t>
+      </w:r>
+      <w:r>
+        <w:t xml:space="preserve">A security seam you have to own -- at least</w:t>
+      </w:r>
+      <w:r>
+        <w:t xml:space="preserve"> </w:t>
+      </w:r>
+      <w:r>
+        <w:t xml:space="preserve">authentication, authorization, cryptography, a network bind guard -- and any change you have no</w:t>
+      </w:r>
+      <w:r>
+        <w:t xml:space="preserve"> </w:t>
+      </w:r>
+      <w:r>
+        <w:t xml:space="preserve">way to verify. Either one takes every line whatever the tier said.</w:t>
       </w:r>
     </w:p>
     <w:p>
@@ -211,76 +345,78 @@
           <w:b/>
           <w:bCs/>
         </w:rPr>
-        <w:t xml:space="preserve">Two conditions that force a full line-by-line read regardless of tier</w:t>
-      </w:r>
-      <w:r>
-        <w:t xml:space="preserve">, so the hardest cases</w:t>
-      </w:r>
-      <w:r>
-        <w:t xml:space="preserve"> </w:t>
-      </w:r>
-      <w:r>
-        <w:t xml:space="preserve">cannot be argued down.</w:t>
-      </w:r>
-    </w:p>
-    <w:p>
-      <w:pPr>
-        <w:pStyle w:val="Compact"/>
-        <w:numPr>
-          <w:ilvl w:val="0"/>
-          <w:numId w:val="1001"/>
-        </w:numPr>
-      </w:pPr>
+        <w:t xml:space="preserve">Hold one floor under all of it.</w:t>
+      </w:r>
+      <w:r>
+        <w:t xml:space="preserve"> </w:t>
+      </w:r>
+      <w:r>
+        <w:t xml:space="preserve">Reject code you cannot explain, even if it works. This is the</w:t>
+      </w:r>
+      <w:r>
+        <w:t xml:space="preserve"> </w:t>
+      </w:r>
+      <w:r>
+        <w:t xml:space="preserve">rule that has to survive every other dial being turned down under deadline pressure, which is</w:t>
+      </w:r>
+      <w:r>
+        <w:t xml:space="preserve"> </w:t>
+      </w:r>
+      <w:r>
+        <w:t xml:space="preserve">why it is one sentence.</w:t>
+      </w:r>
+    </w:p>
+    <w:p>
+      <w:pPr>
+        <w:pStyle w:val="FirstParagraph"/>
+      </w:pPr>
+      <w:r>
+        <w:t xml:space="preserve">Each of the three is decidable before the code exists, and two reviewers running them against the</w:t>
+      </w:r>
+      <w:r>
+        <w:t xml:space="preserve"> </w:t>
+      </w:r>
+      <w:r>
+        <w:t xml:space="preserve">same change get the same answer.</w:t>
+      </w:r>
+      <w:r>
+        <w:t xml:space="preserve"> </w:t>
+      </w:r>
       <w:r>
         <w:rPr>
           <w:b/>
           <w:bCs/>
         </w:rPr>
-        <w:t xml:space="preserve">A floor that survives every other dial being turned down</w:t>
-      </w:r>
-      <w:r>
-        <w:t xml:space="preserve">, stated in one sentence a whole</w:t>
-      </w:r>
-      <w:r>
-        <w:t xml:space="preserve"> </w:t>
-      </w:r>
-      <w:r>
-        <w:t xml:space="preserve">organization can remember.</w:t>
-      </w:r>
-    </w:p>
-    <w:p>
-      <w:pPr>
-        <w:pStyle w:val="Compact"/>
-        <w:numPr>
-          <w:ilvl w:val="0"/>
-          <w:numId w:val="1001"/>
-        </w:numPr>
-      </w:pPr>
-      <w:r>
-        <w:rPr>
-          <w:b/>
-          <w:bCs/>
-        </w:rPr>
-        <w:t xml:space="preserve">Questions to ask a team</w:t>
-      </w:r>
-      <w:r>
-        <w:t xml:space="preserve">, with what a good answer sounds like, so you can tell a real practice</w:t>
-      </w:r>
-      <w:r>
-        <w:t xml:space="preserve"> </w:t>
-      </w:r>
-      <w:r>
-        <w:t xml:space="preserve">from a described one without reading the code yourself.</w:t>
+        <w:t xml:space="preserve">None of it certifies anything</w:t>
+      </w:r>
+      <w:r>
+        <w:t xml:space="preserve"> </w:t>
+      </w:r>
+      <w:r>
+        <w:t xml:space="preserve">-- this is a bar to set and hold,</w:t>
+      </w:r>
+      <w:r>
+        <w:t xml:space="preserve"> </w:t>
+      </w:r>
+      <w:r>
+        <w:t xml:space="preserve">not an attestation to present.</w:t>
+      </w:r>
+    </w:p>
+    <w:p>
+      <w:r>
+        <w:pict>
+          <v:rect style="width:0;height:1.5pt" o:hralign="center" o:hrstd="t" o:hr="t"/>
+        </w:pict>
       </w:r>
     </w:p>
     <w:bookmarkEnd w:id="12"/>
-    <w:bookmarkStart w:id="13" w:name="Xeb4de11c7f9e84ded4ebc586203c6a5fc4cb3c1"/>
+    <w:bookmarkStart w:id="13" w:name="what-you-get"/>
     <w:p>
       <w:pPr>
         <w:pStyle w:val="Heading2"/>
       </w:pPr>
       <w:r>
-        <w:t xml:space="preserve">What this costs you, and where it does not apply</w:t>
+        <w:t xml:space="preserve">What you get</w:t>
       </w:r>
     </w:p>
     <w:p>
@@ -296,25 +432,25 @@
           <w:b/>
           <w:bCs/>
         </w:rPr>
-        <w:t xml:space="preserve">It focuses your effort rather than reducing it.</w:t>
-      </w:r>
-      <w:r>
-        <w:t xml:space="preserve"> </w:t>
-      </w:r>
-      <w:r>
-        <w:t xml:space="preserve">Deciding the tier takes judgment at the start</w:t>
-      </w:r>
-      <w:r>
-        <w:t xml:space="preserve"> </w:t>
-      </w:r>
-      <w:r>
-        <w:t xml:space="preserve">of each change, and that judgment is not free. What you get back is a deep read that lands only</w:t>
-      </w:r>
-      <w:r>
-        <w:t xml:space="preserve"> </w:t>
-      </w:r>
-      <w:r>
-        <w:t xml:space="preserve">where it earns its cost. It is not attention spread evenly over code that does not need it.</w:t>
+        <w:t xml:space="preserve">An answer that is not a percentage.</w:t>
+      </w:r>
+      <w:r>
+        <w:t xml:space="preserve"> </w:t>
+      </w:r>
+      <w:r>
+        <w:t xml:space="preserve">"Review 30 percent of AI-generated code" cannot be</w:t>
+      </w:r>
+      <w:r>
+        <w:t xml:space="preserve"> </w:t>
+      </w:r>
+      <w:r>
+        <w:t xml:space="preserve">defended, audited, or complied with. What replaces it is a rule that decides depth per change, in</w:t>
+      </w:r>
+      <w:r>
+        <w:t xml:space="preserve"> </w:t>
+      </w:r>
+      <w:r>
+        <w:t xml:space="preserve">one question, and gives the same answer to two different reviewers.</w:t>
       </w:r>
     </w:p>
     <w:p>
@@ -330,25 +466,19 @@
           <w:b/>
           <w:bCs/>
         </w:rPr>
-        <w:t xml:space="preserve">It assumes you can tell what a change touches.</w:t>
-      </w:r>
-      <w:r>
-        <w:t xml:space="preserve"> </w:t>
-      </w:r>
-      <w:r>
-        <w:t xml:space="preserve">If your system has no clear boundary around</w:t>
-      </w:r>
-      <w:r>
-        <w:t xml:space="preserve"> </w:t>
-      </w:r>
-      <w:r>
-        <w:t xml:space="preserve">restricted data or authorization, the rule clamps everything to the strictest tier, and that is</w:t>
-      </w:r>
-      <w:r>
-        <w:t xml:space="preserve"> </w:t>
-      </w:r>
-      <w:r>
-        <w:t xml:space="preserve">expensive. Fixing the boundary is the cheaper project.</w:t>
+        <w:t xml:space="preserve">A defensible line to hold when someone asks to skip review</w:t>
+      </w:r>
+      <w:r>
+        <w:t xml:space="preserve"> </w:t>
+      </w:r>
+      <w:r>
+        <w:t xml:space="preserve">because the output looks finished.</w:t>
+      </w:r>
+      <w:r>
+        <w:t xml:space="preserve"> </w:t>
+      </w:r>
+      <w:r>
+        <w:t xml:space="preserve">The rule does not care how finished it looks.</w:t>
       </w:r>
     </w:p>
     <w:p>
@@ -364,19 +494,16 @@
           <w:b/>
           <w:bCs/>
         </w:rPr>
-        <w:t xml:space="preserve">It confers no certification.</w:t>
-      </w:r>
-      <w:r>
-        <w:t xml:space="preserve"> </w:t>
-      </w:r>
-      <w:r>
-        <w:t xml:space="preserve">Following it is not an attestation, and no outside body issues</w:t>
-      </w:r>
-      <w:r>
-        <w:t xml:space="preserve"> </w:t>
-      </w:r>
-      <w:r>
-        <w:t xml:space="preserve">one for it.</w:t>
+        <w:t xml:space="preserve">Two conditions that force a full line-by-line read regardless of tier</w:t>
+      </w:r>
+      <w:r>
+        <w:t xml:space="preserve">, so the hardest cases</w:t>
+      </w:r>
+      <w:r>
+        <w:t xml:space="preserve"> </w:t>
+      </w:r>
+      <w:r>
+        <w:t xml:space="preserve">cannot be argued down.</w:t>
       </w:r>
     </w:p>
     <w:p>
@@ -392,6 +519,162 @@
           <w:b/>
           <w:bCs/>
         </w:rPr>
+        <w:t xml:space="preserve">A floor that survives every other dial being turned down</w:t>
+      </w:r>
+      <w:r>
+        <w:t xml:space="preserve">, stated in one sentence a whole</w:t>
+      </w:r>
+      <w:r>
+        <w:t xml:space="preserve"> </w:t>
+      </w:r>
+      <w:r>
+        <w:t xml:space="preserve">organization can remember.</w:t>
+      </w:r>
+    </w:p>
+    <w:p>
+      <w:pPr>
+        <w:pStyle w:val="Compact"/>
+        <w:numPr>
+          <w:ilvl w:val="0"/>
+          <w:numId w:val="1002"/>
+        </w:numPr>
+      </w:pPr>
+      <w:r>
+        <w:rPr>
+          <w:b/>
+          <w:bCs/>
+        </w:rPr>
+        <w:t xml:space="preserve">Questions to ask a team</w:t>
+      </w:r>
+      <w:r>
+        <w:t xml:space="preserve">, with what a good answer sounds like, so you can tell a real practice</w:t>
+      </w:r>
+      <w:r>
+        <w:t xml:space="preserve"> </w:t>
+      </w:r>
+      <w:r>
+        <w:t xml:space="preserve">from a described one without reading the code yourself.</w:t>
+      </w:r>
+    </w:p>
+    <w:bookmarkEnd w:id="13"/>
+    <w:bookmarkStart w:id="14" w:name="Xeb4de11c7f9e84ded4ebc586203c6a5fc4cb3c1"/>
+    <w:p>
+      <w:pPr>
+        <w:pStyle w:val="Heading2"/>
+      </w:pPr>
+      <w:r>
+        <w:t xml:space="preserve">What this costs you, and where it does not apply</w:t>
+      </w:r>
+    </w:p>
+    <w:p>
+      <w:pPr>
+        <w:pStyle w:val="Compact"/>
+        <w:numPr>
+          <w:ilvl w:val="0"/>
+          <w:numId w:val="1003"/>
+        </w:numPr>
+      </w:pPr>
+      <w:r>
+        <w:rPr>
+          <w:b/>
+          <w:bCs/>
+        </w:rPr>
+        <w:t xml:space="preserve">It focuses your effort rather than reducing it.</w:t>
+      </w:r>
+      <w:r>
+        <w:t xml:space="preserve"> </w:t>
+      </w:r>
+      <w:r>
+        <w:t xml:space="preserve">Deciding the tier takes judgment at the start</w:t>
+      </w:r>
+      <w:r>
+        <w:t xml:space="preserve"> </w:t>
+      </w:r>
+      <w:r>
+        <w:t xml:space="preserve">of each change, and that judgment is not free. What you get back is a deep read that lands only</w:t>
+      </w:r>
+      <w:r>
+        <w:t xml:space="preserve"> </w:t>
+      </w:r>
+      <w:r>
+        <w:t xml:space="preserve">where it earns its cost. It is not attention spread evenly over code that does not need it.</w:t>
+      </w:r>
+    </w:p>
+    <w:p>
+      <w:pPr>
+        <w:pStyle w:val="Compact"/>
+        <w:numPr>
+          <w:ilvl w:val="0"/>
+          <w:numId w:val="1003"/>
+        </w:numPr>
+      </w:pPr>
+      <w:r>
+        <w:rPr>
+          <w:b/>
+          <w:bCs/>
+        </w:rPr>
+        <w:t xml:space="preserve">It assumes you can tell what a change touches.</w:t>
+      </w:r>
+      <w:r>
+        <w:t xml:space="preserve"> </w:t>
+      </w:r>
+      <w:r>
+        <w:t xml:space="preserve">If your system has no clear boundary around</w:t>
+      </w:r>
+      <w:r>
+        <w:t xml:space="preserve"> </w:t>
+      </w:r>
+      <w:r>
+        <w:t xml:space="preserve">restricted data or authorization, the rule clamps everything to the strictest tier, and that is</w:t>
+      </w:r>
+      <w:r>
+        <w:t xml:space="preserve"> </w:t>
+      </w:r>
+      <w:r>
+        <w:t xml:space="preserve">expensive. Fixing the boundary is the cheaper project.</w:t>
+      </w:r>
+    </w:p>
+    <w:p>
+      <w:pPr>
+        <w:pStyle w:val="Compact"/>
+        <w:numPr>
+          <w:ilvl w:val="0"/>
+          <w:numId w:val="1003"/>
+        </w:numPr>
+      </w:pPr>
+      <w:r>
+        <w:rPr>
+          <w:b/>
+          <w:bCs/>
+        </w:rPr>
+        <w:t xml:space="preserve">It confers no certification.</w:t>
+      </w:r>
+      <w:r>
+        <w:t xml:space="preserve"> </w:t>
+      </w:r>
+      <w:r>
+        <w:t xml:space="preserve">Following it is not an attestation, and no outside body issues</w:t>
+      </w:r>
+      <w:r>
+        <w:t xml:space="preserve"> </w:t>
+      </w:r>
+      <w:r>
+        <w:t xml:space="preserve">one for it.</w:t>
+      </w:r>
+    </w:p>
+    <w:p>
+      <w:pPr>
+        <w:pStyle w:val="Compact"/>
+        <w:numPr>
+          <w:ilvl w:val="0"/>
+          <w:numId w:val="1003"/>
+        </w:numPr>
+      </w:pPr>
+      <w:r>
+        <w:rPr>
+          <w:b/>
+          <w:bCs/>
+        </w:rPr>
         <w:t xml:space="preserve">It is written for a small team, including a solo maintainer with no second reviewer.</w:t>
       </w:r>
       <w:r>
@@ -414,8 +697,8 @@
         </w:pict>
       </w:r>
     </w:p>
-    <w:bookmarkEnd w:id="13"/>
-    <w:bookmarkStart w:id="14" w:name="the-wrong-answers-first"/>
+    <w:bookmarkEnd w:id="14"/>
+    <w:bookmarkStart w:id="15" w:name="the-wrong-answers-first"/>
     <w:p>
       <w:pPr>
         <w:pStyle w:val="Heading2"/>
@@ -429,7 +712,7 @@
         <w:pStyle w:val="FirstParagraph"/>
       </w:pPr>
       <w:r>
-        <w:t xml:space="preserve">Three answers circulate, and all three fail for the same reason: they are not decidable per change.</w:t>
+        <w:t xml:space="preserve">At least three answers circulate, and each fails for a different reason.</w:t>
       </w:r>
     </w:p>
     <w:tbl>
@@ -582,8 +865,8 @@
         </w:pict>
       </w:r>
     </w:p>
-    <w:bookmarkEnd w:id="14"/>
-    <w:bookmarkStart w:id="16" w:name="Xd594488a40a5f115d6fca104298c4e4248f7fca"/>
+    <w:bookmarkEnd w:id="15"/>
+    <w:bookmarkStart w:id="17" w:name="Xd594488a40a5f115d6fca104298c4e4248f7fca"/>
     <w:p>
       <w:pPr>
         <w:pStyle w:val="Heading2"/>
@@ -825,7 +1108,7 @@
         <w:pStyle w:val="Compact"/>
         <w:numPr>
           <w:ilvl w:val="0"/>
-          <w:numId w:val="1003"/>
+          <w:numId w:val="1004"/>
         </w:numPr>
       </w:pPr>
       <w:r>
@@ -852,57 +1135,6 @@
       </w:r>
       <w:r>
         <w:t xml:space="preserve">to an authorization path is not a one-line-change review.</w:t>
-      </w:r>
-    </w:p>
-    <w:p>
-      <w:pPr>
-        <w:pStyle w:val="Compact"/>
-        <w:numPr>
-          <w:ilvl w:val="0"/>
-          <w:numId w:val="1003"/>
-        </w:numPr>
-      </w:pPr>
-      <w:r>
-        <w:rPr>
-          <w:b/>
-          <w:bCs/>
-        </w:rPr>
-        <w:t xml:space="preserve">Unknown clamps up, and fails closed.</w:t>
-      </w:r>
-      <w:r>
-        <w:t xml:space="preserve"> </w:t>
-      </w:r>
-      <w:r>
-        <w:t xml:space="preserve">If nobody can say whether a change touches restricted</w:t>
-      </w:r>
-      <w:r>
-        <w:t xml:space="preserve"> </w:t>
-      </w:r>
-      <w:r>
-        <w:t xml:space="preserve">data, or whether it is exposed beyond the local machine, it resolves to the stricter tier. The</w:t>
-      </w:r>
-      <w:r>
-        <w:t xml:space="preserve"> </w:t>
-      </w:r>
-      <w:r>
-        <w:t xml:space="preserve">cheap answer is the strict one, so the incentive to leave the question open is removed.</w:t>
-      </w:r>
-    </w:p>
-    <w:bookmarkStart w:id="15" w:name="Xb8ee464eb9a95147d6dcb8f237802f846983bde"/>
-    <w:p>
-      <w:pPr>
-        <w:pStyle w:val="Heading3"/>
-      </w:pPr>
-      <w:r>
-        <w:t xml:space="preserve">Two conditions that force a full read regardless of tier</w:t>
-      </w:r>
-    </w:p>
-    <w:p>
-      <w:pPr>
-        <w:pStyle w:val="FirstParagraph"/>
-      </w:pPr>
-      <w:r>
-        <w:t xml:space="preserve">These are not negotiable by tier, and both come from experience rather than theory:</w:t>
       </w:r>
     </w:p>
     <w:p>
@@ -918,77 +1150,34 @@
           <w:b/>
           <w:bCs/>
         </w:rPr>
-        <w:t xml:space="preserve">A security-critical seam you must fully own</w:t>
-      </w:r>
-      <w:r>
-        <w:t xml:space="preserve"> </w:t>
-      </w:r>
-      <w:r>
-        <w:t xml:space="preserve">-- authentication, authorization, cryptography, a</w:t>
-      </w:r>
-      <w:r>
-        <w:t xml:space="preserve"> </w:t>
-      </w:r>
-      <w:r>
-        <w:t xml:space="preserve">network bind guard. Read every line by hand. Not because the AI coding assistant is unreliable here, but</w:t>
-      </w:r>
-      <w:r>
-        <w:t xml:space="preserve"> </w:t>
-      </w:r>
-      <w:r>
-        <w:t xml:space="preserve">because this is the code you will have to defend later, in a room, from memory.</w:t>
-      </w:r>
-    </w:p>
-    <w:p>
-      <w:pPr>
-        <w:pStyle w:val="Compact"/>
-        <w:numPr>
-          <w:ilvl w:val="0"/>
-          <w:numId w:val="1004"/>
-        </w:numPr>
-      </w:pPr>
-      <w:r>
-        <w:rPr>
-          <w:b/>
-          <w:bCs/>
-        </w:rPr>
-        <w:t xml:space="preserve">Anything you cannot yet verify</w:t>
-      </w:r>
-      <w:r>
-        <w:t xml:space="preserve"> </w:t>
-      </w:r>
-      <w:r>
-        <w:t xml:space="preserve">-- no test you trust, no spec you can check it against. Depth</w:t>
-      </w:r>
-      <w:r>
-        <w:t xml:space="preserve"> </w:t>
-      </w:r>
-      <w:r>
-        <w:t xml:space="preserve">substitutes for verification when verification is missing. Write the test instead if you can;</w:t>
-      </w:r>
-      <w:r>
-        <w:t xml:space="preserve"> </w:t>
-      </w:r>
-      <w:r>
-        <w:t xml:space="preserve">read every line if you cannot.</w:t>
-      </w:r>
-    </w:p>
-    <w:p>
-      <w:r>
-        <w:pict>
-          <v:rect style="width:0;height:1.5pt" o:hralign="center" o:hrstd="t" o:hr="t"/>
-        </w:pict>
-      </w:r>
-    </w:p>
-    <w:bookmarkEnd w:id="15"/>
-    <w:bookmarkEnd w:id="16"/>
-    <w:bookmarkStart w:id="18" w:name="the-floor-reject-code-you-cannot-explain"/>
-    <w:p>
-      <w:pPr>
-        <w:pStyle w:val="Heading2"/>
-      </w:pPr>
-      <w:r>
-        <w:t xml:space="preserve">The floor: reject code you cannot explain</w:t>
+        <w:t xml:space="preserve">Unknown clamps up, and fails closed.</w:t>
+      </w:r>
+      <w:r>
+        <w:t xml:space="preserve"> </w:t>
+      </w:r>
+      <w:r>
+        <w:t xml:space="preserve">If nobody can say whether a change touches restricted</w:t>
+      </w:r>
+      <w:r>
+        <w:t xml:space="preserve"> </w:t>
+      </w:r>
+      <w:r>
+        <w:t xml:space="preserve">data, or whether it is exposed beyond the local machine, it resolves to the stricter tier. The</w:t>
+      </w:r>
+      <w:r>
+        <w:t xml:space="preserve"> </w:t>
+      </w:r>
+      <w:r>
+        <w:t xml:space="preserve">cheap answer is the strict one, so the incentive to leave the question open is removed.</w:t>
+      </w:r>
+    </w:p>
+    <w:bookmarkStart w:id="16" w:name="Xb8ee464eb9a95147d6dcb8f237802f846983bde"/>
+    <w:p>
+      <w:pPr>
+        <w:pStyle w:val="Heading3"/>
+      </w:pPr>
+      <w:r>
+        <w:t xml:space="preserve">Two conditions that force a full read regardless of tier</w:t>
       </w:r>
     </w:p>
     <w:p>
@@ -996,139 +1185,7 @@
         <w:pStyle w:val="FirstParagraph"/>
       </w:pPr>
       <w:r>
-        <w:t xml:space="preserve">Below every tier sits one rule that never turns off:</w:t>
-      </w:r>
-    </w:p>
-    <w:p>
-      <w:pPr>
-        <w:pStyle w:val="BlockText"/>
-      </w:pPr>
-      <w:r>
-        <w:rPr>
-          <w:b/>
-          <w:bCs/>
-        </w:rPr>
-        <w:t xml:space="preserve">Reject code you cannot explain, even if it works.</w:t>
-      </w:r>
-    </w:p>
-    <w:p>
-      <w:pPr>
-        <w:pStyle w:val="FirstParagraph"/>
-      </w:pPr>
-      <w:r>
-        <w:t xml:space="preserve">This is the line between an AI coding assistant that accelerates a team and one that quietly fills</w:t>
-      </w:r>
-      <w:r>
-        <w:t xml:space="preserve"> </w:t>
-      </w:r>
-      <w:r>
-        <w:t xml:space="preserve">a codebase with</w:t>
-      </w:r>
-      <w:r>
-        <w:t xml:space="preserve"> </w:t>
-      </w:r>
-      <w:r>
-        <w:rPr>
-          <w:b/>
-          <w:bCs/>
-        </w:rPr>
-        <w:t xml:space="preserve">code of unknown provenance</w:t>
-      </w:r>
-      <w:r>
-        <w:t xml:space="preserve">. That is code whose behavior nobody on the team can</w:t>
-      </w:r>
-      <w:r>
-        <w:t xml:space="preserve"> </w:t>
-      </w:r>
-      <w:r>
-        <w:t xml:space="preserve">account for.</w:t>
-      </w:r>
-    </w:p>
-    <w:p>
-      <w:pPr>
-        <w:pStyle w:val="BodyText"/>
-      </w:pPr>
-      <w:r>
-        <w:t xml:space="preserve">The failure it prevents is a documented one: developers who can produce working-looking code but</w:t>
-      </w:r>
-      <w:r>
-        <w:t xml:space="preserve"> </w:t>
-      </w:r>
-      <w:r>
-        <w:t xml:space="preserve">cannot reason about, fix, or maintain it. You discover this during an incident, which is the worst</w:t>
-      </w:r>
-      <w:r>
-        <w:t xml:space="preserve"> </w:t>
-      </w:r>
-      <w:r>
-        <w:t xml:space="preserve">possible time.</w:t>
-      </w:r>
-    </w:p>
-    <w:bookmarkStart w:id="17" w:name="X59968c880df2e24a336839c7242c3139f6a4223"/>
-    <w:p>
-      <w:pPr>
-        <w:pStyle w:val="Heading3"/>
-      </w:pPr>
-      <w:r>
-        <w:t xml:space="preserve">AI-assisted explanation is contested, and accepted here with guardrails</w:t>
-      </w:r>
-    </w:p>
-    <w:p>
-      <w:pPr>
-        <w:pStyle w:val="FirstParagraph"/>
-      </w:pPr>
-      <w:r>
-        <w:t xml:space="preserve">Whether an AI-assisted explanation satisfies the floor is genuinely contested. An honest standard</w:t>
-      </w:r>
-      <w:r>
-        <w:t xml:space="preserve"> </w:t>
-      </w:r>
-      <w:r>
-        <w:t xml:space="preserve">should say so rather than pretend it is settled.</w:t>
-      </w:r>
-    </w:p>
-    <w:p>
-      <w:pPr>
-        <w:pStyle w:val="BodyText"/>
-      </w:pPr>
-      <w:r>
-        <w:rPr>
-          <w:b/>
-          <w:bCs/>
-        </w:rPr>
-        <w:t xml:space="preserve">The position taken here: yes, with guardrails.</w:t>
-      </w:r>
-      <w:r>
-        <w:t xml:space="preserve"> </w:t>
-      </w:r>
-      <w:r>
-        <w:t xml:space="preserve">An explanation reached with AI assistance</w:t>
-      </w:r>
-      <w:r>
-        <w:t xml:space="preserve"> </w:t>
-      </w:r>
-      <w:r>
-        <w:t xml:space="preserve">satisfies the floor. The strict reading -- a human understands every line unaided -- is the stronger</w:t>
-      </w:r>
-      <w:r>
-        <w:t xml:space="preserve"> </w:t>
-      </w:r>
-      <w:r>
-        <w:t xml:space="preserve">anti-provenance guard. For a small team, though, it is the rule that gets quietly dropped first, and</w:t>
-      </w:r>
-      <w:r>
-        <w:t xml:space="preserve"> </w:t>
-      </w:r>
-      <w:r>
-        <w:t xml:space="preserve">a dropped rule protects nothing.</w:t>
-      </w:r>
-    </w:p>
-    <w:p>
-      <w:pPr>
-        <w:pStyle w:val="BodyText"/>
-      </w:pPr>
-      <w:r>
-        <w:t xml:space="preserve">The guardrails are what make the looser reading defensible:</w:t>
+        <w:t xml:space="preserve">These are not negotiable by tier, and both come from experience rather than theory:</w:t>
       </w:r>
     </w:p>
     <w:p>
@@ -1140,26 +1197,35 @@
         </w:numPr>
       </w:pPr>
       <w:r>
-        <w:t xml:space="preserve">The explanation must be</w:t>
-      </w:r>
-      <w:r>
-        <w:t xml:space="preserve"> </w:t>
-      </w:r>
-      <w:r>
         <w:rPr>
           <w:b/>
           <w:bCs/>
         </w:rPr>
-        <w:t xml:space="preserve">reached, not assumed</w:t>
-      </w:r>
-      <w:r>
-        <w:t xml:space="preserve">. Being able to ask for one later is not the same</w:t>
-      </w:r>
-      <w:r>
-        <w:t xml:space="preserve"> </w:t>
-      </w:r>
-      <w:r>
-        <w:t xml:space="preserve">as having one now.</w:t>
+        <w:t xml:space="preserve">A security-critical seam you must fully own</w:t>
+      </w:r>
+      <w:r>
+        <w:t xml:space="preserve"> </w:t>
+      </w:r>
+      <w:r>
+        <w:t xml:space="preserve">-- at least authentication, authorization,</w:t>
+      </w:r>
+      <w:r>
+        <w:t xml:space="preserve"> </w:t>
+      </w:r>
+      <w:r>
+        <w:t xml:space="preserve">cryptography, a network bind guard. Read every line by hand. Not because the AI coding assistant</w:t>
+      </w:r>
+      <w:r>
+        <w:t xml:space="preserve"> </w:t>
+      </w:r>
+      <w:r>
+        <w:t xml:space="preserve">is unreliable here, but because this is the code you will have to defend later, in a room, from</w:t>
+      </w:r>
+      <w:r>
+        <w:t xml:space="preserve"> </w:t>
+      </w:r>
+      <w:r>
+        <w:t xml:space="preserve">memory.</w:t>
       </w:r>
     </w:p>
     <w:p>
@@ -1171,26 +1237,187 @@
         </w:numPr>
       </w:pPr>
       <w:r>
-        <w:t xml:space="preserve">It must survive</w:t>
-      </w:r>
-      <w:r>
-        <w:t xml:space="preserve"> </w:t>
-      </w:r>
-      <w:r>
         <w:rPr>
           <w:b/>
           <w:bCs/>
         </w:rPr>
-        <w:t xml:space="preserve">the next question</w:t>
-      </w:r>
-      <w:r>
-        <w:t xml:space="preserve">. If you cannot answer "what happens when this input is</w:t>
-      </w:r>
-      <w:r>
-        <w:t xml:space="preserve"> </w:t>
-      </w:r>
-      <w:r>
-        <w:t xml:space="preserve">empty" without asking again, you have not met the floor.</w:t>
+        <w:t xml:space="preserve">Anything you cannot yet verify</w:t>
+      </w:r>
+      <w:r>
+        <w:t xml:space="preserve"> </w:t>
+      </w:r>
+      <w:r>
+        <w:t xml:space="preserve">-- no test you trust, no spec you can check it against. Depth</w:t>
+      </w:r>
+      <w:r>
+        <w:t xml:space="preserve"> </w:t>
+      </w:r>
+      <w:r>
+        <w:t xml:space="preserve">substitutes for verification when verification is missing. Write the test instead if you can;</w:t>
+      </w:r>
+      <w:r>
+        <w:t xml:space="preserve"> </w:t>
+      </w:r>
+      <w:r>
+        <w:t xml:space="preserve">read every line if you cannot.</w:t>
+      </w:r>
+    </w:p>
+    <w:p>
+      <w:r>
+        <w:pict>
+          <v:rect style="width:0;height:1.5pt" o:hralign="center" o:hrstd="t" o:hr="t"/>
+        </w:pict>
+      </w:r>
+    </w:p>
+    <w:bookmarkEnd w:id="16"/>
+    <w:bookmarkEnd w:id="17"/>
+    <w:bookmarkStart w:id="19" w:name="the-floor-reject-code-you-cannot-explain"/>
+    <w:p>
+      <w:pPr>
+        <w:pStyle w:val="Heading2"/>
+      </w:pPr>
+      <w:r>
+        <w:t xml:space="preserve">The floor: reject code you cannot explain</w:t>
+      </w:r>
+    </w:p>
+    <w:p>
+      <w:pPr>
+        <w:pStyle w:val="FirstParagraph"/>
+      </w:pPr>
+      <w:r>
+        <w:t xml:space="preserve">Below every tier sits one rule that never turns off:</w:t>
+      </w:r>
+    </w:p>
+    <w:p>
+      <w:pPr>
+        <w:pStyle w:val="BlockText"/>
+      </w:pPr>
+      <w:r>
+        <w:rPr>
+          <w:b/>
+          <w:bCs/>
+        </w:rPr>
+        <w:t xml:space="preserve">Reject code you cannot explain, even if it works.</w:t>
+      </w:r>
+    </w:p>
+    <w:p>
+      <w:pPr>
+        <w:pStyle w:val="FirstParagraph"/>
+      </w:pPr>
+      <w:r>
+        <w:t xml:space="preserve">This is the line between an AI coding assistant that accelerates a team and one that quietly fills</w:t>
+      </w:r>
+      <w:r>
+        <w:t xml:space="preserve"> </w:t>
+      </w:r>
+      <w:r>
+        <w:t xml:space="preserve">a codebase with</w:t>
+      </w:r>
+      <w:r>
+        <w:t xml:space="preserve"> </w:t>
+      </w:r>
+      <w:r>
+        <w:rPr>
+          <w:b/>
+          <w:bCs/>
+        </w:rPr>
+        <w:t xml:space="preserve">code of unknown provenance</w:t>
+      </w:r>
+      <w:r>
+        <w:t xml:space="preserve">. That is code whose behavior nobody on the team can</w:t>
+      </w:r>
+      <w:r>
+        <w:t xml:space="preserve"> </w:t>
+      </w:r>
+      <w:r>
+        <w:t xml:space="preserve">account for.</w:t>
+      </w:r>
+    </w:p>
+    <w:p>
+      <w:pPr>
+        <w:pStyle w:val="BodyText"/>
+      </w:pPr>
+      <w:r>
+        <w:t xml:space="preserve">The failure it prevents is a documented one: developers who can produce working-looking code but</w:t>
+      </w:r>
+      <w:r>
+        <w:t xml:space="preserve"> </w:t>
+      </w:r>
+      <w:r>
+        <w:t xml:space="preserve">cannot reason about, fix, or maintain it. You discover this during an incident, which is the worst</w:t>
+      </w:r>
+      <w:r>
+        <w:t xml:space="preserve"> </w:t>
+      </w:r>
+      <w:r>
+        <w:t xml:space="preserve">possible time.</w:t>
+      </w:r>
+    </w:p>
+    <w:bookmarkStart w:id="18" w:name="X59968c880df2e24a336839c7242c3139f6a4223"/>
+    <w:p>
+      <w:pPr>
+        <w:pStyle w:val="Heading3"/>
+      </w:pPr>
+      <w:r>
+        <w:t xml:space="preserve">AI-assisted explanation is contested, and accepted here with guardrails</w:t>
+      </w:r>
+    </w:p>
+    <w:p>
+      <w:pPr>
+        <w:pStyle w:val="FirstParagraph"/>
+      </w:pPr>
+      <w:r>
+        <w:t xml:space="preserve">Whether an AI-assisted explanation satisfies the floor is genuinely contested. An honest standard</w:t>
+      </w:r>
+      <w:r>
+        <w:t xml:space="preserve"> </w:t>
+      </w:r>
+      <w:r>
+        <w:t xml:space="preserve">should say so rather than pretend it is settled.</w:t>
+      </w:r>
+    </w:p>
+    <w:p>
+      <w:pPr>
+        <w:pStyle w:val="BodyText"/>
+      </w:pPr>
+      <w:r>
+        <w:rPr>
+          <w:b/>
+          <w:bCs/>
+        </w:rPr>
+        <w:t xml:space="preserve">The position taken here: yes, with guardrails.</w:t>
+      </w:r>
+      <w:r>
+        <w:t xml:space="preserve"> </w:t>
+      </w:r>
+      <w:r>
+        <w:t xml:space="preserve">An explanation reached with AI assistance</w:t>
+      </w:r>
+      <w:r>
+        <w:t xml:space="preserve"> </w:t>
+      </w:r>
+      <w:r>
+        <w:t xml:space="preserve">satisfies the floor. The strict reading -- a human understands every line unaided -- is the stronger</w:t>
+      </w:r>
+      <w:r>
+        <w:t xml:space="preserve"> </w:t>
+      </w:r>
+      <w:r>
+        <w:t xml:space="preserve">guard against code of unknown provenance. For a small team, though, it is the rule that gets quietly</w:t>
+      </w:r>
+      <w:r>
+        <w:t xml:space="preserve"> </w:t>
+      </w:r>
+      <w:r>
+        <w:t xml:space="preserve">dropped first, and a dropped rule protects nothing.</w:t>
+      </w:r>
+    </w:p>
+    <w:p>
+      <w:pPr>
+        <w:pStyle w:val="BodyText"/>
+      </w:pPr>
+      <w:r>
+        <w:t xml:space="preserve">The guardrails are what make the looser reading defensible:</w:t>
       </w:r>
     </w:p>
     <w:p>
@@ -1198,11 +1425,30 @@
         <w:pStyle w:val="Compact"/>
         <w:numPr>
           <w:ilvl w:val="0"/>
-          <w:numId w:val="1005"/>
+          <w:numId w:val="1006"/>
         </w:numPr>
       </w:pPr>
       <w:r>
-        <w:t xml:space="preserve">It does not apply to the two full-read conditions above. On a security seam, unaided is the bar.</w:t>
+        <w:t xml:space="preserve">The explanation must be</w:t>
+      </w:r>
+      <w:r>
+        <w:t xml:space="preserve"> </w:t>
+      </w:r>
+      <w:r>
+        <w:rPr>
+          <w:b/>
+          <w:bCs/>
+        </w:rPr>
+        <w:t xml:space="preserve">reached, not assumed</w:t>
+      </w:r>
+      <w:r>
+        <w:t xml:space="preserve">. Being able to ask for one later is not the same</w:t>
+      </w:r>
+      <w:r>
+        <w:t xml:space="preserve"> </w:t>
+      </w:r>
+      <w:r>
+        <w:t xml:space="preserve">as having one now.</w:t>
       </w:r>
     </w:p>
     <w:p>
@@ -1210,14 +1456,57 @@
         <w:pStyle w:val="Compact"/>
         <w:numPr>
           <w:ilvl w:val="0"/>
-          <w:numId w:val="1005"/>
+          <w:numId w:val="1006"/>
         </w:numPr>
       </w:pPr>
+      <w:r>
+        <w:t xml:space="preserve">It must survive</w:t>
+      </w:r>
+      <w:r>
+        <w:t xml:space="preserve"> </w:t>
+      </w:r>
       <w:r>
         <w:rPr>
           <w:b/>
           <w:bCs/>
         </w:rPr>
+        <w:t xml:space="preserve">the next question</w:t>
+      </w:r>
+      <w:r>
+        <w:t xml:space="preserve">. If you cannot answer "what happens when this input is</w:t>
+      </w:r>
+      <w:r>
+        <w:t xml:space="preserve"> </w:t>
+      </w:r>
+      <w:r>
+        <w:t xml:space="preserve">empty" without asking again, you have not met the floor.</w:t>
+      </w:r>
+    </w:p>
+    <w:p>
+      <w:pPr>
+        <w:pStyle w:val="Compact"/>
+        <w:numPr>
+          <w:ilvl w:val="0"/>
+          <w:numId w:val="1006"/>
+        </w:numPr>
+      </w:pPr>
+      <w:r>
+        <w:t xml:space="preserve">It does not apply to the two full-read conditions above. On a security seam, unaided is the bar.</w:t>
+      </w:r>
+    </w:p>
+    <w:p>
+      <w:pPr>
+        <w:pStyle w:val="Compact"/>
+        <w:numPr>
+          <w:ilvl w:val="0"/>
+          <w:numId w:val="1006"/>
+        </w:numPr>
+      </w:pPr>
+      <w:r>
+        <w:rPr>
+          <w:b/>
+          <w:bCs/>
+        </w:rPr>
         <w:t xml:space="preserve">Record where you took the looser reading</w:t>
       </w:r>
       <w:r>
@@ -1229,13 +1518,7 @@
         <w:pStyle w:val="FirstParagraph"/>
       </w:pPr>
       <w:r>
-        <w:t xml:space="preserve">If your organization wants the strict reading, take it. What matters is that the choice is written</w:t>
-      </w:r>
-      <w:r>
-        <w:t xml:space="preserve"> </w:t>
-      </w:r>
-      <w:r>
-        <w:t xml:space="preserve">down and the same for everyone, rather than decided per change by whoever is tired.</w:t>
+        <w:t xml:space="preserve">If your organization wants the strict reading, take it.</w:t>
       </w:r>
     </w:p>
     <w:p>
@@ -1245,9 +1528,9 @@
         </w:pict>
       </w:r>
     </w:p>
-    <w:bookmarkEnd w:id="17"/>
     <w:bookmarkEnd w:id="18"/>
-    <w:bookmarkStart w:id="19" w:name="X8d3396b00f0f4c11ab0e015a4f5e1709e886efc"/>
+    <w:bookmarkEnd w:id="19"/>
+    <w:bookmarkStart w:id="20" w:name="X8d3396b00f0f4c11ab0e015a4f5e1709e886efc"/>
     <w:p>
       <w:pPr>
         <w:pStyle w:val="Heading2"/>
@@ -1442,7 +1725,7 @@
                 <w:b/>
                 <w:bCs/>
               </w:rPr>
-              <w:t xml:space="preserve">What happens when nobody knows if a change touches sensitive data?</w:t>
+              <w:t xml:space="preserve">What happens when nobody knows if a change touches restricted data?</w:t>
             </w:r>
           </w:p>
         </w:tc>
@@ -1530,8 +1813,8 @@
         </w:pict>
       </w:r>
     </w:p>
-    <w:bookmarkEnd w:id="19"/>
-    <w:bookmarkStart w:id="20" w:name="adapting-this-to-your-project"/>
+    <w:bookmarkEnd w:id="20"/>
+    <w:bookmarkStart w:id="21" w:name="adapting-this-to-your-project"/>
     <w:p>
       <w:pPr>
         <w:pStyle w:val="Heading2"/>
@@ -1545,7 +1828,7 @@
         <w:pStyle w:val="Compact"/>
         <w:numPr>
           <w:ilvl w:val="0"/>
-          <w:numId w:val="1006"/>
+          <w:numId w:val="1007"/>
         </w:numPr>
       </w:pPr>
       <w:r>
@@ -1573,7 +1856,7 @@
         <w:pStyle w:val="Compact"/>
         <w:numPr>
           <w:ilvl w:val="0"/>
-          <w:numId w:val="1006"/>
+          <w:numId w:val="1007"/>
         </w:numPr>
       </w:pPr>
       <w:r>
@@ -1601,7 +1884,7 @@
         <w:pStyle w:val="Compact"/>
         <w:numPr>
           <w:ilvl w:val="0"/>
-          <w:numId w:val="1006"/>
+          <w:numId w:val="1007"/>
         </w:numPr>
       </w:pPr>
       <w:r>
@@ -1623,7 +1906,7 @@
         <w:pStyle w:val="Compact"/>
         <w:numPr>
           <w:ilvl w:val="0"/>
-          <w:numId w:val="1006"/>
+          <w:numId w:val="1007"/>
         </w:numPr>
       </w:pPr>
       <w:r>
@@ -1631,25 +1914,49 @@
           <w:b/>
           <w:bCs/>
         </w:rPr>
-        <w:t xml:space="preserve">Write down what "you can explain it" is allowed to mean here.</w:t>
-      </w:r>
-      <w:r>
-        <w:t xml:space="preserve"> </w:t>
-      </w:r>
-      <w:r>
-        <w:t xml:space="preserve">This document accepts an</w:t>
-      </w:r>
-      <w:r>
-        <w:t xml:space="preserve"> </w:t>
-      </w:r>
-      <w:r>
-        <w:t xml:space="preserve">explanation you reached with the AI coding assistant's help. The stricter alternative is that a</w:t>
-      </w:r>
-      <w:r>
-        <w:t xml:space="preserve"> </w:t>
-      </w:r>
-      <w:r>
-        <w:t xml:space="preserve">person must be able to explain the code unaided.</w:t>
+        <w:t xml:space="preserve">Write down which reading of "you can explain it" applies here.</w:t>
+      </w:r>
+      <w:r>
+        <w:t xml:space="preserve"> </w:t>
+      </w:r>
+      <w:r>
+        <w:t xml:space="preserve">Both readings, and the</w:t>
+      </w:r>
+      <w:r>
+        <w:t xml:space="preserve"> </w:t>
+      </w:r>
+      <w:r>
+        <w:t xml:space="preserve">guardrails this document puts on the looser one, are under</w:t>
+      </w:r>
+      <w:r>
+        <w:t xml:space="preserve"> </w:t>
+      </w:r>
+      <w:r>
+        <w:rPr>
+          <w:i/>
+          <w:iCs/>
+        </w:rPr>
+        <w:t xml:space="preserve">AI-assisted explanation is contested,</w:t>
+      </w:r>
+      <w:r>
+        <w:rPr>
+          <w:i/>
+          <w:iCs/>
+        </w:rPr>
+        <w:t xml:space="preserve"> </w:t>
+      </w:r>
+      <w:r>
+        <w:rPr>
+          <w:i/>
+          <w:iCs/>
+        </w:rPr>
+        <w:t xml:space="preserve">and accepted here with guardrails</w:t>
+      </w:r>
+      <w:r>
+        <w:t xml:space="preserve"> </w:t>
+      </w:r>
+      <w:r>
+        <w:t xml:space="preserve">above.</w:t>
       </w:r>
     </w:p>
     <w:p>
@@ -1657,23 +1964,17 @@
         <w:pStyle w:val="FirstParagraph"/>
       </w:pPr>
       <w:r>
-        <w:t xml:space="preserve">Either reading is defensible. Pick one, record which one, and hold everyone to it. The failure is</w:t>
-      </w:r>
-      <w:r>
-        <w:t xml:space="preserve"> </w:t>
-      </w:r>
-      <w:r>
-        <w:t xml:space="preserve">not choosing the looser reading. It is different people applying different readings on different</w:t>
-      </w:r>
-      <w:r>
-        <w:t xml:space="preserve"> </w:t>
-      </w:r>
-      <w:r>
-        <w:t xml:space="preserve">days, so nobody can say what the rule actually is.</w:t>
-      </w:r>
-    </w:p>
-    <w:bookmarkEnd w:id="20"/>
-    <w:bookmarkStart w:id="25" w:name="related"/>
+        <w:t xml:space="preserve">Either reading is defensible. The failure is not choosing the looser one. It is different people</w:t>
+      </w:r>
+      <w:r>
+        <w:t xml:space="preserve"> </w:t>
+      </w:r>
+      <w:r>
+        <w:t xml:space="preserve">applying different readings on different days, so nobody can say what the rule actually is.</w:t>
+      </w:r>
+    </w:p>
+    <w:bookmarkEnd w:id="21"/>
+    <w:bookmarkStart w:id="26" w:name="related"/>
     <w:p>
       <w:pPr>
         <w:pStyle w:val="Heading2"/>
@@ -1737,7 +2038,7 @@
             <w:pPr>
               <w:pStyle w:val="Compact"/>
             </w:pPr>
-            <w:hyperlink r:id="rId21">
+            <w:hyperlink r:id="rId22">
               <w:r>
                 <w:rPr>
                   <w:rStyle w:val="Hyperlink"/>
@@ -1766,7 +2067,7 @@
             <w:pPr>
               <w:pStyle w:val="Compact"/>
             </w:pPr>
-            <w:hyperlink r:id="rId22">
+            <w:hyperlink r:id="rId23">
               <w:r>
                 <w:rPr>
                   <w:rStyle w:val="Hyperlink"/>
@@ -1795,7 +2096,7 @@
             <w:pPr>
               <w:pStyle w:val="Compact"/>
             </w:pPr>
-            <w:hyperlink r:id="rId23">
+            <w:hyperlink r:id="rId24">
               <w:r>
                 <w:rPr>
                   <w:rStyle w:val="Hyperlink"/>
@@ -1824,7 +2125,7 @@
             <w:pPr>
               <w:pStyle w:val="Compact"/>
             </w:pPr>
-            <w:hyperlink r:id="rId24">
+            <w:hyperlink r:id="rId25">
               <w:r>
                 <w:rPr>
                   <w:rStyle w:val="Hyperlink"/>
@@ -1836,8 +2137,8 @@
         </w:tc>
       </w:tr>
     </w:tbl>
-    <w:bookmarkEnd w:id="25"/>
     <w:bookmarkEnd w:id="26"/>
+    <w:bookmarkEnd w:id="27"/>
     <w:sectPr>
       <w:footnotePr>
         <w:numRestart w:val="eachSect"/>
@@ -1948,6 +2249,91 @@
       </w:pPr>
     </w:lvl>
   </w:abstractNum>
+  <w:abstractNum w:abstractNumId="99411">
+    <w:nsid w:val="00A99411"/>
+    <w:multiLevelType w:val="multilevel"/>
+    <w:lvl w:ilvl="0">
+      <w:start w:val="1"/>
+      <w:numFmt w:val="decimal"/>
+      <w:lvlText w:val="%1."/>
+      <w:lvlJc w:val="left"/>
+      <w:pPr>
+        <w:ind w:left="720" w:hanging="360"/>
+      </w:pPr>
+    </w:lvl>
+    <w:lvl w:ilvl="1">
+      <w:start w:val="1"/>
+      <w:numFmt w:val="decimal"/>
+      <w:lvlText w:val="%2."/>
+      <w:lvlJc w:val="left"/>
+      <w:pPr>
+        <w:ind w:left="1440" w:hanging="360"/>
+      </w:pPr>
+    </w:lvl>
+    <w:lvl w:ilvl="2">
+      <w:start w:val="1"/>
+      <w:numFmt w:val="decimal"/>
+      <w:lvlText w:val="%3."/>
+      <w:lvlJc w:val="left"/>
+      <w:pPr>
+        <w:ind w:left="2160" w:hanging="360"/>
+      </w:pPr>
+    </w:lvl>
+    <w:lvl w:ilvl="3">
+      <w:start w:val="1"/>
+      <w:numFmt w:val="decimal"/>
+      <w:lvlText w:val="%4."/>
+      <w:lvlJc w:val="left"/>
+      <w:pPr>
+        <w:ind w:left="2880" w:hanging="360"/>
+      </w:pPr>
+    </w:lvl>
+    <w:lvl w:ilvl="4">
+      <w:start w:val="1"/>
+      <w:numFmt w:val="decimal"/>
+      <w:lvlText w:val="%5."/>
+      <w:lvlJc w:val="left"/>
+      <w:pPr>
+        <w:ind w:left="3600" w:hanging="360"/>
+      </w:pPr>
+    </w:lvl>
+    <w:lvl w:ilvl="5">
+      <w:start w:val="1"/>
+      <w:numFmt w:val="decimal"/>
+      <w:lvlText w:val="%6."/>
+      <w:lvlJc w:val="left"/>
+      <w:pPr>
+        <w:ind w:left="4320" w:hanging="360"/>
+      </w:pPr>
+    </w:lvl>
+    <w:lvl w:ilvl="6">
+      <w:start w:val="1"/>
+      <w:numFmt w:val="decimal"/>
+      <w:lvlText w:val="%7."/>
+      <w:lvlJc w:val="left"/>
+      <w:pPr>
+        <w:ind w:left="5040" w:hanging="360"/>
+      </w:pPr>
+    </w:lvl>
+    <w:lvl w:ilvl="7">
+      <w:start w:val="1"/>
+      <w:numFmt w:val="decimal"/>
+      <w:lvlText w:val="%8."/>
+      <w:lvlJc w:val="left"/>
+      <w:pPr>
+        <w:ind w:left="5760" w:hanging="360"/>
+      </w:pPr>
+    </w:lvl>
+    <w:lvl w:ilvl="8">
+      <w:start w:val="1"/>
+      <w:numFmt w:val="decimal"/>
+      <w:lvlText w:val="%9."/>
+      <w:lvlJc w:val="left"/>
+      <w:pPr>
+        <w:ind w:left="6480" w:hanging="360"/>
+      </w:pPr>
+    </w:lvl>
+  </w:abstractNum>
   <w:abstractNum w:abstractNumId="991">
     <w:nsid w:val="0000A991"/>
     <w:multiLevelType w:val="multilevel"/>
@@ -2051,104 +2437,10 @@
       </w:rPr>
     </w:lvl>
   </w:abstractNum>
-  <w:abstractNum w:abstractNumId="99411">
-    <w:nsid w:val="00A99411"/>
-    <w:multiLevelType w:val="multilevel"/>
-    <w:lvl w:ilvl="0">
-      <w:start w:val="1"/>
-      <w:numFmt w:val="decimal"/>
-      <w:lvlText w:val="%1."/>
-      <w:lvlJc w:val="left"/>
-      <w:pPr>
-        <w:ind w:left="720" w:hanging="360"/>
-      </w:pPr>
-    </w:lvl>
-    <w:lvl w:ilvl="1">
-      <w:start w:val="1"/>
-      <w:numFmt w:val="decimal"/>
-      <w:lvlText w:val="%2."/>
-      <w:lvlJc w:val="left"/>
-      <w:pPr>
-        <w:ind w:left="1440" w:hanging="360"/>
-      </w:pPr>
-    </w:lvl>
-    <w:lvl w:ilvl="2">
-      <w:start w:val="1"/>
-      <w:numFmt w:val="decimal"/>
-      <w:lvlText w:val="%3."/>
-      <w:lvlJc w:val="left"/>
-      <w:pPr>
-        <w:ind w:left="2160" w:hanging="360"/>
-      </w:pPr>
-    </w:lvl>
-    <w:lvl w:ilvl="3">
-      <w:start w:val="1"/>
-      <w:numFmt w:val="decimal"/>
-      <w:lvlText w:val="%4."/>
-      <w:lvlJc w:val="left"/>
-      <w:pPr>
-        <w:ind w:left="2880" w:hanging="360"/>
-      </w:pPr>
-    </w:lvl>
-    <w:lvl w:ilvl="4">
-      <w:start w:val="1"/>
-      <w:numFmt w:val="decimal"/>
-      <w:lvlText w:val="%5."/>
-      <w:lvlJc w:val="left"/>
-      <w:pPr>
-        <w:ind w:left="3600" w:hanging="360"/>
-      </w:pPr>
-    </w:lvl>
-    <w:lvl w:ilvl="5">
-      <w:start w:val="1"/>
-      <w:numFmt w:val="decimal"/>
-      <w:lvlText w:val="%6."/>
-      <w:lvlJc w:val="left"/>
-      <w:pPr>
-        <w:ind w:left="4320" w:hanging="360"/>
-      </w:pPr>
-    </w:lvl>
-    <w:lvl w:ilvl="6">
-      <w:start w:val="1"/>
-      <w:numFmt w:val="decimal"/>
-      <w:lvlText w:val="%7."/>
-      <w:lvlJc w:val="left"/>
-      <w:pPr>
-        <w:ind w:left="5040" w:hanging="360"/>
-      </w:pPr>
-    </w:lvl>
-    <w:lvl w:ilvl="7">
-      <w:start w:val="1"/>
-      <w:numFmt w:val="decimal"/>
-      <w:lvlText w:val="%8."/>
-      <w:lvlJc w:val="left"/>
-      <w:pPr>
-        <w:ind w:left="5760" w:hanging="360"/>
-      </w:pPr>
-    </w:lvl>
-    <w:lvl w:ilvl="8">
-      <w:start w:val="1"/>
-      <w:numFmt w:val="decimal"/>
-      <w:lvlText w:val="%9."/>
-      <w:lvlJc w:val="left"/>
-      <w:pPr>
-        <w:ind w:left="6480" w:hanging="360"/>
-      </w:pPr>
-    </w:lvl>
-  </w:abstractNum>
   <w:num w:numId="1000">
     <w:abstractNumId w:val="990"/>
   </w:num>
   <w:num w:numId="1001">
-    <w:abstractNumId w:val="991"/>
-  </w:num>
-  <w:num w:numId="1002">
-    <w:abstractNumId w:val="991"/>
-  </w:num>
-  <w:num w:numId="1003">
-    <w:abstractNumId w:val="991"/>
-  </w:num>
-  <w:num w:numId="1004">
     <w:abstractNumId w:val="99411"/>
     <w:lvlOverride w:ilvl="0">
       <w:startOverride w:val="1"/>
@@ -2178,10 +2470,49 @@
       <w:startOverride w:val="1"/>
     </w:lvlOverride>
   </w:num>
-  <w:num w:numId="1005">
+  <w:num w:numId="1002">
     <w:abstractNumId w:val="991"/>
   </w:num>
+  <w:num w:numId="1003">
+    <w:abstractNumId w:val="991"/>
+  </w:num>
+  <w:num w:numId="1004">
+    <w:abstractNumId w:val="991"/>
+  </w:num>
+  <w:num w:numId="1005">
+    <w:abstractNumId w:val="99411"/>
+    <w:lvlOverride w:ilvl="0">
+      <w:startOverride w:val="1"/>
+    </w:lvlOverride>
+    <w:lvlOverride w:ilvl="1">
+      <w:startOverride w:val="1"/>
+    </w:lvlOverride>
+    <w:lvlOverride w:ilvl="2">
+      <w:startOverride w:val="1"/>
+    </w:lvlOverride>
+    <w:lvlOverride w:ilvl="3">
+      <w:startOverride w:val="1"/>
+    </w:lvlOverride>
+    <w:lvlOverride w:ilvl="4">
+      <w:startOverride w:val="1"/>
+    </w:lvlOverride>
+    <w:lvlOverride w:ilvl="5">
+      <w:startOverride w:val="1"/>
+    </w:lvlOverride>
+    <w:lvlOverride w:ilvl="6">
+      <w:startOverride w:val="1"/>
+    </w:lvlOverride>
+    <w:lvlOverride w:ilvl="7">
+      <w:startOverride w:val="1"/>
+    </w:lvlOverride>
+    <w:lvlOverride w:ilvl="8">
+      <w:startOverride w:val="1"/>
+    </w:lvlOverride>
+  </w:num>
   <w:num w:numId="1006">
+    <w:abstractNumId w:val="991"/>
+  </w:num>
+  <w:num w:numId="1007">
     <w:abstractNumId w:val="991"/>
   </w:num>
 </w:numbering>

--- a/docs/standards/word/REVIEW-DEPTH.docx
+++ b/docs/standards/word/REVIEW-DEPTH.docx
@@ -127,13 +127,13 @@
         </w:pict>
       </w:r>
     </w:p>
-    <w:bookmarkStart w:id="12" w:name="in-short"/>
+    <w:bookmarkStart w:id="12" w:name="tldrbluf"/>
     <w:p>
       <w:pPr>
         <w:pStyle w:val="Heading2"/>
       </w:pPr>
       <w:r>
-        <w:t xml:space="preserve">In short</w:t>
+        <w:t xml:space="preserve">TLDR/BLUF</w:t>
       </w:r>
     </w:p>
     <w:p>

--- a/docs/standards/word/REVIEW-DEPTH.docx
+++ b/docs/standards/word/REVIEW-DEPTH.docx
@@ -28,7 +28,7 @@
         </w:p>
       </w:sdtContent>
     </w:sdt>
-    <w:bookmarkStart w:id="27" w:name="Xa506ae5d9b106408f7ea42855285c75741e8a3b"/>
+    <w:bookmarkStart w:id="26" w:name="Xa506ae5d9b106408f7ea42855285c75741e8a3b"/>
     <w:p>
       <w:pPr>
         <w:pStyle w:val="Heading1"/>
@@ -410,13 +410,13 @@
       </w:r>
     </w:p>
     <w:bookmarkEnd w:id="12"/>
-    <w:bookmarkStart w:id="13" w:name="what-you-get"/>
+    <w:bookmarkStart w:id="13" w:name="Xeb4de11c7f9e84ded4ebc586203c6a5fc4cb3c1"/>
     <w:p>
       <w:pPr>
         <w:pStyle w:val="Heading2"/>
       </w:pPr>
       <w:r>
-        <w:t xml:space="preserve">What you get</w:t>
+        <w:t xml:space="preserve">What this costs you, and where it does not apply</w:t>
       </w:r>
     </w:p>
     <w:p>
@@ -432,25 +432,25 @@
           <w:b/>
           <w:bCs/>
         </w:rPr>
-        <w:t xml:space="preserve">An answer that is not a percentage.</w:t>
-      </w:r>
-      <w:r>
-        <w:t xml:space="preserve"> </w:t>
-      </w:r>
-      <w:r>
-        <w:t xml:space="preserve">"Review 30 percent of AI-generated code" cannot be</w:t>
-      </w:r>
-      <w:r>
-        <w:t xml:space="preserve"> </w:t>
-      </w:r>
-      <w:r>
-        <w:t xml:space="preserve">defended, audited, or complied with. What replaces it is a rule that decides depth per change, in</w:t>
-      </w:r>
-      <w:r>
-        <w:t xml:space="preserve"> </w:t>
-      </w:r>
-      <w:r>
-        <w:t xml:space="preserve">one question, and gives the same answer to two different reviewers.</w:t>
+        <w:t xml:space="preserve">It focuses your effort rather than reducing it.</w:t>
+      </w:r>
+      <w:r>
+        <w:t xml:space="preserve"> </w:t>
+      </w:r>
+      <w:r>
+        <w:t xml:space="preserve">Deciding the tier takes judgment at the start</w:t>
+      </w:r>
+      <w:r>
+        <w:t xml:space="preserve"> </w:t>
+      </w:r>
+      <w:r>
+        <w:t xml:space="preserve">of each change, and that judgment is not free. What you get back is a deep read that lands only</w:t>
+      </w:r>
+      <w:r>
+        <w:t xml:space="preserve"> </w:t>
+      </w:r>
+      <w:r>
+        <w:t xml:space="preserve">where it earns its cost. It is not attention spread evenly over code that does not need it.</w:t>
       </w:r>
     </w:p>
     <w:p>
@@ -466,19 +466,25 @@
           <w:b/>
           <w:bCs/>
         </w:rPr>
-        <w:t xml:space="preserve">A defensible line to hold when someone asks to skip review</w:t>
-      </w:r>
-      <w:r>
-        <w:t xml:space="preserve"> </w:t>
-      </w:r>
-      <w:r>
-        <w:t xml:space="preserve">because the output looks finished.</w:t>
-      </w:r>
-      <w:r>
-        <w:t xml:space="preserve"> </w:t>
-      </w:r>
-      <w:r>
-        <w:t xml:space="preserve">The rule does not care how finished it looks.</w:t>
+        <w:t xml:space="preserve">It assumes you can tell what a change touches.</w:t>
+      </w:r>
+      <w:r>
+        <w:t xml:space="preserve"> </w:t>
+      </w:r>
+      <w:r>
+        <w:t xml:space="preserve">If your system has no clear boundary around</w:t>
+      </w:r>
+      <w:r>
+        <w:t xml:space="preserve"> </w:t>
+      </w:r>
+      <w:r>
+        <w:t xml:space="preserve">restricted data or authorization, the rule clamps everything to the strictest tier, and that is</w:t>
+      </w:r>
+      <w:r>
+        <w:t xml:space="preserve"> </w:t>
+      </w:r>
+      <w:r>
+        <w:t xml:space="preserve">expensive. Fixing the boundary is the cheaper project.</w:t>
       </w:r>
     </w:p>
     <w:p>
@@ -494,16 +500,19 @@
           <w:b/>
           <w:bCs/>
         </w:rPr>
-        <w:t xml:space="preserve">Two conditions that force a full line-by-line read regardless of tier</w:t>
-      </w:r>
-      <w:r>
-        <w:t xml:space="preserve">, so the hardest cases</w:t>
-      </w:r>
-      <w:r>
-        <w:t xml:space="preserve"> </w:t>
-      </w:r>
-      <w:r>
-        <w:t xml:space="preserve">cannot be argued down.</w:t>
+        <w:t xml:space="preserve">It confers no certification.</w:t>
+      </w:r>
+      <w:r>
+        <w:t xml:space="preserve"> </w:t>
+      </w:r>
+      <w:r>
+        <w:t xml:space="preserve">Following it is not an attestation, and no outside body issues</w:t>
+      </w:r>
+      <w:r>
+        <w:t xml:space="preserve"> </w:t>
+      </w:r>
+      <w:r>
+        <w:t xml:space="preserve">one for it.</w:t>
       </w:r>
     </w:p>
     <w:p>
@@ -519,162 +528,6 @@
           <w:b/>
           <w:bCs/>
         </w:rPr>
-        <w:t xml:space="preserve">A floor that survives every other dial being turned down</w:t>
-      </w:r>
-      <w:r>
-        <w:t xml:space="preserve">, stated in one sentence a whole</w:t>
-      </w:r>
-      <w:r>
-        <w:t xml:space="preserve"> </w:t>
-      </w:r>
-      <w:r>
-        <w:t xml:space="preserve">organization can remember.</w:t>
-      </w:r>
-    </w:p>
-    <w:p>
-      <w:pPr>
-        <w:pStyle w:val="Compact"/>
-        <w:numPr>
-          <w:ilvl w:val="0"/>
-          <w:numId w:val="1002"/>
-        </w:numPr>
-      </w:pPr>
-      <w:r>
-        <w:rPr>
-          <w:b/>
-          <w:bCs/>
-        </w:rPr>
-        <w:t xml:space="preserve">Questions to ask a team</w:t>
-      </w:r>
-      <w:r>
-        <w:t xml:space="preserve">, with what a good answer sounds like, so you can tell a real practice</w:t>
-      </w:r>
-      <w:r>
-        <w:t xml:space="preserve"> </w:t>
-      </w:r>
-      <w:r>
-        <w:t xml:space="preserve">from a described one without reading the code yourself.</w:t>
-      </w:r>
-    </w:p>
-    <w:bookmarkEnd w:id="13"/>
-    <w:bookmarkStart w:id="14" w:name="Xeb4de11c7f9e84ded4ebc586203c6a5fc4cb3c1"/>
-    <w:p>
-      <w:pPr>
-        <w:pStyle w:val="Heading2"/>
-      </w:pPr>
-      <w:r>
-        <w:t xml:space="preserve">What this costs you, and where it does not apply</w:t>
-      </w:r>
-    </w:p>
-    <w:p>
-      <w:pPr>
-        <w:pStyle w:val="Compact"/>
-        <w:numPr>
-          <w:ilvl w:val="0"/>
-          <w:numId w:val="1003"/>
-        </w:numPr>
-      </w:pPr>
-      <w:r>
-        <w:rPr>
-          <w:b/>
-          <w:bCs/>
-        </w:rPr>
-        <w:t xml:space="preserve">It focuses your effort rather than reducing it.</w:t>
-      </w:r>
-      <w:r>
-        <w:t xml:space="preserve"> </w:t>
-      </w:r>
-      <w:r>
-        <w:t xml:space="preserve">Deciding the tier takes judgment at the start</w:t>
-      </w:r>
-      <w:r>
-        <w:t xml:space="preserve"> </w:t>
-      </w:r>
-      <w:r>
-        <w:t xml:space="preserve">of each change, and that judgment is not free. What you get back is a deep read that lands only</w:t>
-      </w:r>
-      <w:r>
-        <w:t xml:space="preserve"> </w:t>
-      </w:r>
-      <w:r>
-        <w:t xml:space="preserve">where it earns its cost. It is not attention spread evenly over code that does not need it.</w:t>
-      </w:r>
-    </w:p>
-    <w:p>
-      <w:pPr>
-        <w:pStyle w:val="Compact"/>
-        <w:numPr>
-          <w:ilvl w:val="0"/>
-          <w:numId w:val="1003"/>
-        </w:numPr>
-      </w:pPr>
-      <w:r>
-        <w:rPr>
-          <w:b/>
-          <w:bCs/>
-        </w:rPr>
-        <w:t xml:space="preserve">It assumes you can tell what a change touches.</w:t>
-      </w:r>
-      <w:r>
-        <w:t xml:space="preserve"> </w:t>
-      </w:r>
-      <w:r>
-        <w:t xml:space="preserve">If your system has no clear boundary around</w:t>
-      </w:r>
-      <w:r>
-        <w:t xml:space="preserve"> </w:t>
-      </w:r>
-      <w:r>
-        <w:t xml:space="preserve">restricted data or authorization, the rule clamps everything to the strictest tier, and that is</w:t>
-      </w:r>
-      <w:r>
-        <w:t xml:space="preserve"> </w:t>
-      </w:r>
-      <w:r>
-        <w:t xml:space="preserve">expensive. Fixing the boundary is the cheaper project.</w:t>
-      </w:r>
-    </w:p>
-    <w:p>
-      <w:pPr>
-        <w:pStyle w:val="Compact"/>
-        <w:numPr>
-          <w:ilvl w:val="0"/>
-          <w:numId w:val="1003"/>
-        </w:numPr>
-      </w:pPr>
-      <w:r>
-        <w:rPr>
-          <w:b/>
-          <w:bCs/>
-        </w:rPr>
-        <w:t xml:space="preserve">It confers no certification.</w:t>
-      </w:r>
-      <w:r>
-        <w:t xml:space="preserve"> </w:t>
-      </w:r>
-      <w:r>
-        <w:t xml:space="preserve">Following it is not an attestation, and no outside body issues</w:t>
-      </w:r>
-      <w:r>
-        <w:t xml:space="preserve"> </w:t>
-      </w:r>
-      <w:r>
-        <w:t xml:space="preserve">one for it.</w:t>
-      </w:r>
-    </w:p>
-    <w:p>
-      <w:pPr>
-        <w:pStyle w:val="Compact"/>
-        <w:numPr>
-          <w:ilvl w:val="0"/>
-          <w:numId w:val="1003"/>
-        </w:numPr>
-      </w:pPr>
-      <w:r>
-        <w:rPr>
-          <w:b/>
-          <w:bCs/>
-        </w:rPr>
         <w:t xml:space="preserve">It is written for a small team, including a solo maintainer with no second reviewer.</w:t>
       </w:r>
       <w:r>
@@ -697,8 +550,8 @@
         </w:pict>
       </w:r>
     </w:p>
-    <w:bookmarkEnd w:id="14"/>
-    <w:bookmarkStart w:id="15" w:name="the-wrong-answers-first"/>
+    <w:bookmarkEnd w:id="13"/>
+    <w:bookmarkStart w:id="14" w:name="the-wrong-answers-first"/>
     <w:p>
       <w:pPr>
         <w:pStyle w:val="Heading2"/>
@@ -865,8 +718,8 @@
         </w:pict>
       </w:r>
     </w:p>
-    <w:bookmarkEnd w:id="15"/>
-    <w:bookmarkStart w:id="17" w:name="Xd594488a40a5f115d6fca104298c4e4248f7fca"/>
+    <w:bookmarkEnd w:id="14"/>
+    <w:bookmarkStart w:id="16" w:name="Xd594488a40a5f115d6fca104298c4e4248f7fca"/>
     <w:p>
       <w:pPr>
         <w:pStyle w:val="Heading2"/>
@@ -1108,7 +961,7 @@
         <w:pStyle w:val="Compact"/>
         <w:numPr>
           <w:ilvl w:val="0"/>
-          <w:numId w:val="1004"/>
+          <w:numId w:val="1003"/>
         </w:numPr>
       </w:pPr>
       <w:r>
@@ -1135,6 +988,57 @@
       </w:r>
       <w:r>
         <w:t xml:space="preserve">to an authorization path is not a one-line-change review.</w:t>
+      </w:r>
+    </w:p>
+    <w:p>
+      <w:pPr>
+        <w:pStyle w:val="Compact"/>
+        <w:numPr>
+          <w:ilvl w:val="0"/>
+          <w:numId w:val="1003"/>
+        </w:numPr>
+      </w:pPr>
+      <w:r>
+        <w:rPr>
+          <w:b/>
+          <w:bCs/>
+        </w:rPr>
+        <w:t xml:space="preserve">Unknown clamps up, and fails closed.</w:t>
+      </w:r>
+      <w:r>
+        <w:t xml:space="preserve"> </w:t>
+      </w:r>
+      <w:r>
+        <w:t xml:space="preserve">If nobody can say whether a change touches restricted</w:t>
+      </w:r>
+      <w:r>
+        <w:t xml:space="preserve"> </w:t>
+      </w:r>
+      <w:r>
+        <w:t xml:space="preserve">data, or whether it is exposed beyond the local machine, it resolves to the stricter tier. The</w:t>
+      </w:r>
+      <w:r>
+        <w:t xml:space="preserve"> </w:t>
+      </w:r>
+      <w:r>
+        <w:t xml:space="preserve">cheap answer is the strict one, so the incentive to leave the question open is removed.</w:t>
+      </w:r>
+    </w:p>
+    <w:bookmarkStart w:id="15" w:name="Xb8ee464eb9a95147d6dcb8f237802f846983bde"/>
+    <w:p>
+      <w:pPr>
+        <w:pStyle w:val="Heading3"/>
+      </w:pPr>
+      <w:r>
+        <w:t xml:space="preserve">Two conditions that force a full read regardless of tier</w:t>
+      </w:r>
+    </w:p>
+    <w:p>
+      <w:pPr>
+        <w:pStyle w:val="FirstParagraph"/>
+      </w:pPr>
+      <w:r>
+        <w:t xml:space="preserve">These are not negotiable by tier, and both come from experience rather than theory:</w:t>
       </w:r>
     </w:p>
     <w:p>
@@ -1150,34 +1054,165 @@
           <w:b/>
           <w:bCs/>
         </w:rPr>
-        <w:t xml:space="preserve">Unknown clamps up, and fails closed.</w:t>
-      </w:r>
-      <w:r>
-        <w:t xml:space="preserve"> </w:t>
-      </w:r>
-      <w:r>
-        <w:t xml:space="preserve">If nobody can say whether a change touches restricted</w:t>
-      </w:r>
-      <w:r>
-        <w:t xml:space="preserve"> </w:t>
-      </w:r>
-      <w:r>
-        <w:t xml:space="preserve">data, or whether it is exposed beyond the local machine, it resolves to the stricter tier. The</w:t>
-      </w:r>
-      <w:r>
-        <w:t xml:space="preserve"> </w:t>
-      </w:r>
-      <w:r>
-        <w:t xml:space="preserve">cheap answer is the strict one, so the incentive to leave the question open is removed.</w:t>
-      </w:r>
-    </w:p>
-    <w:bookmarkStart w:id="16" w:name="Xb8ee464eb9a95147d6dcb8f237802f846983bde"/>
+        <w:t xml:space="preserve">A security-critical seam you must fully own</w:t>
+      </w:r>
+      <w:r>
+        <w:t xml:space="preserve"> </w:t>
+      </w:r>
+      <w:r>
+        <w:t xml:space="preserve">-- at least authentication, authorization,</w:t>
+      </w:r>
+      <w:r>
+        <w:t xml:space="preserve"> </w:t>
+      </w:r>
+      <w:r>
+        <w:t xml:space="preserve">cryptography, a network bind guard. Read every line by hand. Not because the AI coding assistant</w:t>
+      </w:r>
+      <w:r>
+        <w:t xml:space="preserve"> </w:t>
+      </w:r>
+      <w:r>
+        <w:t xml:space="preserve">is unreliable here, but because this is the code you will have to defend later, in a room, from</w:t>
+      </w:r>
+      <w:r>
+        <w:t xml:space="preserve"> </w:t>
+      </w:r>
+      <w:r>
+        <w:t xml:space="preserve">memory.</w:t>
+      </w:r>
+    </w:p>
+    <w:p>
+      <w:pPr>
+        <w:pStyle w:val="Compact"/>
+        <w:numPr>
+          <w:ilvl w:val="0"/>
+          <w:numId w:val="1004"/>
+        </w:numPr>
+      </w:pPr>
+      <w:r>
+        <w:rPr>
+          <w:b/>
+          <w:bCs/>
+        </w:rPr>
+        <w:t xml:space="preserve">Anything you cannot yet verify</w:t>
+      </w:r>
+      <w:r>
+        <w:t xml:space="preserve"> </w:t>
+      </w:r>
+      <w:r>
+        <w:t xml:space="preserve">-- no test you trust, no spec you can check it against. Depth</w:t>
+      </w:r>
+      <w:r>
+        <w:t xml:space="preserve"> </w:t>
+      </w:r>
+      <w:r>
+        <w:t xml:space="preserve">substitutes for verification when verification is missing. Write the test instead if you can;</w:t>
+      </w:r>
+      <w:r>
+        <w:t xml:space="preserve"> </w:t>
+      </w:r>
+      <w:r>
+        <w:t xml:space="preserve">read every line if you cannot.</w:t>
+      </w:r>
+    </w:p>
+    <w:p>
+      <w:r>
+        <w:pict>
+          <v:rect style="width:0;height:1.5pt" o:hralign="center" o:hrstd="t" o:hr="t"/>
+        </w:pict>
+      </w:r>
+    </w:p>
+    <w:bookmarkEnd w:id="15"/>
+    <w:bookmarkEnd w:id="16"/>
+    <w:bookmarkStart w:id="18" w:name="the-floor-reject-code-you-cannot-explain"/>
+    <w:p>
+      <w:pPr>
+        <w:pStyle w:val="Heading2"/>
+      </w:pPr>
+      <w:r>
+        <w:t xml:space="preserve">The floor: reject code you cannot explain</w:t>
+      </w:r>
+    </w:p>
+    <w:p>
+      <w:pPr>
+        <w:pStyle w:val="FirstParagraph"/>
+      </w:pPr>
+      <w:r>
+        <w:t xml:space="preserve">Below every tier sits one rule that never turns off:</w:t>
+      </w:r>
+    </w:p>
+    <w:p>
+      <w:pPr>
+        <w:pStyle w:val="BlockText"/>
+      </w:pPr>
+      <w:r>
+        <w:rPr>
+          <w:b/>
+          <w:bCs/>
+        </w:rPr>
+        <w:t xml:space="preserve">Reject code you cannot explain, even if it works.</w:t>
+      </w:r>
+    </w:p>
+    <w:p>
+      <w:pPr>
+        <w:pStyle w:val="FirstParagraph"/>
+      </w:pPr>
+      <w:r>
+        <w:t xml:space="preserve">This is the line between an AI coding assistant that accelerates a team and one that quietly fills</w:t>
+      </w:r>
+      <w:r>
+        <w:t xml:space="preserve"> </w:t>
+      </w:r>
+      <w:r>
+        <w:t xml:space="preserve">a codebase with</w:t>
+      </w:r>
+      <w:r>
+        <w:t xml:space="preserve"> </w:t>
+      </w:r>
+      <w:r>
+        <w:rPr>
+          <w:b/>
+          <w:bCs/>
+        </w:rPr>
+        <w:t xml:space="preserve">code of unknown provenance</w:t>
+      </w:r>
+      <w:r>
+        <w:t xml:space="preserve">. That is code whose behavior nobody on the team can</w:t>
+      </w:r>
+      <w:r>
+        <w:t xml:space="preserve"> </w:t>
+      </w:r>
+      <w:r>
+        <w:t xml:space="preserve">account for.</w:t>
+      </w:r>
+    </w:p>
+    <w:p>
+      <w:pPr>
+        <w:pStyle w:val="BodyText"/>
+      </w:pPr>
+      <w:r>
+        <w:t xml:space="preserve">The failure it prevents is a documented one: developers who can produce working-looking code but</w:t>
+      </w:r>
+      <w:r>
+        <w:t xml:space="preserve"> </w:t>
+      </w:r>
+      <w:r>
+        <w:t xml:space="preserve">cannot reason about, fix, or maintain it. You discover this during an incident, which is the worst</w:t>
+      </w:r>
+      <w:r>
+        <w:t xml:space="preserve"> </w:t>
+      </w:r>
+      <w:r>
+        <w:t xml:space="preserve">possible time.</w:t>
+      </w:r>
+    </w:p>
+    <w:bookmarkStart w:id="17" w:name="X59968c880df2e24a336839c7242c3139f6a4223"/>
     <w:p>
       <w:pPr>
         <w:pStyle w:val="Heading3"/>
       </w:pPr>
       <w:r>
-        <w:t xml:space="preserve">Two conditions that force a full read regardless of tier</w:t>
+        <w:t xml:space="preserve">AI-assisted explanation is contested, and accepted here with guardrails</w:t>
       </w:r>
     </w:p>
     <w:p>
@@ -1185,7 +1220,57 @@
         <w:pStyle w:val="FirstParagraph"/>
       </w:pPr>
       <w:r>
-        <w:t xml:space="preserve">These are not negotiable by tier, and both come from experience rather than theory:</w:t>
+        <w:t xml:space="preserve">Whether an AI-assisted explanation satisfies the floor is genuinely contested. An honest standard</w:t>
+      </w:r>
+      <w:r>
+        <w:t xml:space="preserve"> </w:t>
+      </w:r>
+      <w:r>
+        <w:t xml:space="preserve">should say so rather than pretend it is settled.</w:t>
+      </w:r>
+    </w:p>
+    <w:p>
+      <w:pPr>
+        <w:pStyle w:val="BodyText"/>
+      </w:pPr>
+      <w:r>
+        <w:rPr>
+          <w:b/>
+          <w:bCs/>
+        </w:rPr>
+        <w:t xml:space="preserve">The position taken here: yes, with guardrails.</w:t>
+      </w:r>
+      <w:r>
+        <w:t xml:space="preserve"> </w:t>
+      </w:r>
+      <w:r>
+        <w:t xml:space="preserve">An explanation reached with AI assistance</w:t>
+      </w:r>
+      <w:r>
+        <w:t xml:space="preserve"> </w:t>
+      </w:r>
+      <w:r>
+        <w:t xml:space="preserve">satisfies the floor. The strict reading -- a human understands every line unaided -- is the stronger</w:t>
+      </w:r>
+      <w:r>
+        <w:t xml:space="preserve"> </w:t>
+      </w:r>
+      <w:r>
+        <w:t xml:space="preserve">guard against code of unknown provenance. For a small team, though, it is the rule that gets quietly</w:t>
+      </w:r>
+      <w:r>
+        <w:t xml:space="preserve"> </w:t>
+      </w:r>
+      <w:r>
+        <w:t xml:space="preserve">dropped first, and a dropped rule protects nothing.</w:t>
+      </w:r>
+    </w:p>
+    <w:p>
+      <w:pPr>
+        <w:pStyle w:val="BodyText"/>
+      </w:pPr>
+      <w:r>
+        <w:t xml:space="preserve">The guardrails are what make the looser reading defensible:</w:t>
       </w:r>
     </w:p>
     <w:p>
@@ -1197,35 +1282,26 @@
         </w:numPr>
       </w:pPr>
       <w:r>
+        <w:t xml:space="preserve">The explanation must be</w:t>
+      </w:r>
+      <w:r>
+        <w:t xml:space="preserve"> </w:t>
+      </w:r>
+      <w:r>
         <w:rPr>
           <w:b/>
           <w:bCs/>
         </w:rPr>
-        <w:t xml:space="preserve">A security-critical seam you must fully own</w:t>
-      </w:r>
-      <w:r>
-        <w:t xml:space="preserve"> </w:t>
-      </w:r>
-      <w:r>
-        <w:t xml:space="preserve">-- at least authentication, authorization,</w:t>
-      </w:r>
-      <w:r>
-        <w:t xml:space="preserve"> </w:t>
-      </w:r>
-      <w:r>
-        <w:t xml:space="preserve">cryptography, a network bind guard. Read every line by hand. Not because the AI coding assistant</w:t>
-      </w:r>
-      <w:r>
-        <w:t xml:space="preserve"> </w:t>
-      </w:r>
-      <w:r>
-        <w:t xml:space="preserve">is unreliable here, but because this is the code you will have to defend later, in a room, from</w:t>
-      </w:r>
-      <w:r>
-        <w:t xml:space="preserve"> </w:t>
-      </w:r>
-      <w:r>
-        <w:t xml:space="preserve">memory.</w:t>
+        <w:t xml:space="preserve">reached, not assumed</w:t>
+      </w:r>
+      <w:r>
+        <w:t xml:space="preserve">. Being able to ask for one later is not the same</w:t>
+      </w:r>
+      <w:r>
+        <w:t xml:space="preserve"> </w:t>
+      </w:r>
+      <w:r>
+        <w:t xml:space="preserve">as having one now.</w:t>
       </w:r>
     </w:p>
     <w:p>
@@ -1237,29 +1313,65 @@
         </w:numPr>
       </w:pPr>
       <w:r>
+        <w:t xml:space="preserve">It must survive</w:t>
+      </w:r>
+      <w:r>
+        <w:t xml:space="preserve"> </w:t>
+      </w:r>
+      <w:r>
         <w:rPr>
           <w:b/>
           <w:bCs/>
         </w:rPr>
-        <w:t xml:space="preserve">Anything you cannot yet verify</w:t>
-      </w:r>
-      <w:r>
-        <w:t xml:space="preserve"> </w:t>
-      </w:r>
-      <w:r>
-        <w:t xml:space="preserve">-- no test you trust, no spec you can check it against. Depth</w:t>
-      </w:r>
-      <w:r>
-        <w:t xml:space="preserve"> </w:t>
-      </w:r>
-      <w:r>
-        <w:t xml:space="preserve">substitutes for verification when verification is missing. Write the test instead if you can;</w:t>
-      </w:r>
-      <w:r>
-        <w:t xml:space="preserve"> </w:t>
-      </w:r>
-      <w:r>
-        <w:t xml:space="preserve">read every line if you cannot.</w:t>
+        <w:t xml:space="preserve">the next question</w:t>
+      </w:r>
+      <w:r>
+        <w:t xml:space="preserve">. If you cannot answer "what happens when this input is</w:t>
+      </w:r>
+      <w:r>
+        <w:t xml:space="preserve"> </w:t>
+      </w:r>
+      <w:r>
+        <w:t xml:space="preserve">empty" without asking again, you have not met the floor.</w:t>
+      </w:r>
+    </w:p>
+    <w:p>
+      <w:pPr>
+        <w:pStyle w:val="Compact"/>
+        <w:numPr>
+          <w:ilvl w:val="0"/>
+          <w:numId w:val="1005"/>
+        </w:numPr>
+      </w:pPr>
+      <w:r>
+        <w:t xml:space="preserve">It does not apply to the two full-read conditions above. On a security seam, unaided is the bar.</w:t>
+      </w:r>
+    </w:p>
+    <w:p>
+      <w:pPr>
+        <w:pStyle w:val="Compact"/>
+        <w:numPr>
+          <w:ilvl w:val="0"/>
+          <w:numId w:val="1005"/>
+        </w:numPr>
+      </w:pPr>
+      <w:r>
+        <w:rPr>
+          <w:b/>
+          <w:bCs/>
+        </w:rPr>
+        <w:t xml:space="preserve">Record where you took the looser reading</w:t>
+      </w:r>
+      <w:r>
+        <w:t xml:space="preserve">, so the deviation is visible rather than assumed.</w:t>
+      </w:r>
+    </w:p>
+    <w:p>
+      <w:pPr>
+        <w:pStyle w:val="FirstParagraph"/>
+      </w:pPr>
+      <w:r>
+        <w:t xml:space="preserve">If your organization wants the strict reading, take it.</w:t>
       </w:r>
     </w:p>
     <w:p>
@@ -1269,268 +1381,9 @@
         </w:pict>
       </w:r>
     </w:p>
-    <w:bookmarkEnd w:id="16"/>
     <w:bookmarkEnd w:id="17"/>
-    <w:bookmarkStart w:id="19" w:name="the-floor-reject-code-you-cannot-explain"/>
-    <w:p>
-      <w:pPr>
-        <w:pStyle w:val="Heading2"/>
-      </w:pPr>
-      <w:r>
-        <w:t xml:space="preserve">The floor: reject code you cannot explain</w:t>
-      </w:r>
-    </w:p>
-    <w:p>
-      <w:pPr>
-        <w:pStyle w:val="FirstParagraph"/>
-      </w:pPr>
-      <w:r>
-        <w:t xml:space="preserve">Below every tier sits one rule that never turns off:</w:t>
-      </w:r>
-    </w:p>
-    <w:p>
-      <w:pPr>
-        <w:pStyle w:val="BlockText"/>
-      </w:pPr>
-      <w:r>
-        <w:rPr>
-          <w:b/>
-          <w:bCs/>
-        </w:rPr>
-        <w:t xml:space="preserve">Reject code you cannot explain, even if it works.</w:t>
-      </w:r>
-    </w:p>
-    <w:p>
-      <w:pPr>
-        <w:pStyle w:val="FirstParagraph"/>
-      </w:pPr>
-      <w:r>
-        <w:t xml:space="preserve">This is the line between an AI coding assistant that accelerates a team and one that quietly fills</w:t>
-      </w:r>
-      <w:r>
-        <w:t xml:space="preserve"> </w:t>
-      </w:r>
-      <w:r>
-        <w:t xml:space="preserve">a codebase with</w:t>
-      </w:r>
-      <w:r>
-        <w:t xml:space="preserve"> </w:t>
-      </w:r>
-      <w:r>
-        <w:rPr>
-          <w:b/>
-          <w:bCs/>
-        </w:rPr>
-        <w:t xml:space="preserve">code of unknown provenance</w:t>
-      </w:r>
-      <w:r>
-        <w:t xml:space="preserve">. That is code whose behavior nobody on the team can</w:t>
-      </w:r>
-      <w:r>
-        <w:t xml:space="preserve"> </w:t>
-      </w:r>
-      <w:r>
-        <w:t xml:space="preserve">account for.</w:t>
-      </w:r>
-    </w:p>
-    <w:p>
-      <w:pPr>
-        <w:pStyle w:val="BodyText"/>
-      </w:pPr>
-      <w:r>
-        <w:t xml:space="preserve">The failure it prevents is a documented one: developers who can produce working-looking code but</w:t>
-      </w:r>
-      <w:r>
-        <w:t xml:space="preserve"> </w:t>
-      </w:r>
-      <w:r>
-        <w:t xml:space="preserve">cannot reason about, fix, or maintain it. You discover this during an incident, which is the worst</w:t>
-      </w:r>
-      <w:r>
-        <w:t xml:space="preserve"> </w:t>
-      </w:r>
-      <w:r>
-        <w:t xml:space="preserve">possible time.</w:t>
-      </w:r>
-    </w:p>
-    <w:bookmarkStart w:id="18" w:name="X59968c880df2e24a336839c7242c3139f6a4223"/>
-    <w:p>
-      <w:pPr>
-        <w:pStyle w:val="Heading3"/>
-      </w:pPr>
-      <w:r>
-        <w:t xml:space="preserve">AI-assisted explanation is contested, and accepted here with guardrails</w:t>
-      </w:r>
-    </w:p>
-    <w:p>
-      <w:pPr>
-        <w:pStyle w:val="FirstParagraph"/>
-      </w:pPr>
-      <w:r>
-        <w:t xml:space="preserve">Whether an AI-assisted explanation satisfies the floor is genuinely contested. An honest standard</w:t>
-      </w:r>
-      <w:r>
-        <w:t xml:space="preserve"> </w:t>
-      </w:r>
-      <w:r>
-        <w:t xml:space="preserve">should say so rather than pretend it is settled.</w:t>
-      </w:r>
-    </w:p>
-    <w:p>
-      <w:pPr>
-        <w:pStyle w:val="BodyText"/>
-      </w:pPr>
-      <w:r>
-        <w:rPr>
-          <w:b/>
-          <w:bCs/>
-        </w:rPr>
-        <w:t xml:space="preserve">The position taken here: yes, with guardrails.</w:t>
-      </w:r>
-      <w:r>
-        <w:t xml:space="preserve"> </w:t>
-      </w:r>
-      <w:r>
-        <w:t xml:space="preserve">An explanation reached with AI assistance</w:t>
-      </w:r>
-      <w:r>
-        <w:t xml:space="preserve"> </w:t>
-      </w:r>
-      <w:r>
-        <w:t xml:space="preserve">satisfies the floor. The strict reading -- a human understands every line unaided -- is the stronger</w:t>
-      </w:r>
-      <w:r>
-        <w:t xml:space="preserve"> </w:t>
-      </w:r>
-      <w:r>
-        <w:t xml:space="preserve">guard against code of unknown provenance. For a small team, though, it is the rule that gets quietly</w:t>
-      </w:r>
-      <w:r>
-        <w:t xml:space="preserve"> </w:t>
-      </w:r>
-      <w:r>
-        <w:t xml:space="preserve">dropped first, and a dropped rule protects nothing.</w:t>
-      </w:r>
-    </w:p>
-    <w:p>
-      <w:pPr>
-        <w:pStyle w:val="BodyText"/>
-      </w:pPr>
-      <w:r>
-        <w:t xml:space="preserve">The guardrails are what make the looser reading defensible:</w:t>
-      </w:r>
-    </w:p>
-    <w:p>
-      <w:pPr>
-        <w:pStyle w:val="Compact"/>
-        <w:numPr>
-          <w:ilvl w:val="0"/>
-          <w:numId w:val="1006"/>
-        </w:numPr>
-      </w:pPr>
-      <w:r>
-        <w:t xml:space="preserve">The explanation must be</w:t>
-      </w:r>
-      <w:r>
-        <w:t xml:space="preserve"> </w:t>
-      </w:r>
-      <w:r>
-        <w:rPr>
-          <w:b/>
-          <w:bCs/>
-        </w:rPr>
-        <w:t xml:space="preserve">reached, not assumed</w:t>
-      </w:r>
-      <w:r>
-        <w:t xml:space="preserve">. Being able to ask for one later is not the same</w:t>
-      </w:r>
-      <w:r>
-        <w:t xml:space="preserve"> </w:t>
-      </w:r>
-      <w:r>
-        <w:t xml:space="preserve">as having one now.</w:t>
-      </w:r>
-    </w:p>
-    <w:p>
-      <w:pPr>
-        <w:pStyle w:val="Compact"/>
-        <w:numPr>
-          <w:ilvl w:val="0"/>
-          <w:numId w:val="1006"/>
-        </w:numPr>
-      </w:pPr>
-      <w:r>
-        <w:t xml:space="preserve">It must survive</w:t>
-      </w:r>
-      <w:r>
-        <w:t xml:space="preserve"> </w:t>
-      </w:r>
-      <w:r>
-        <w:rPr>
-          <w:b/>
-          <w:bCs/>
-        </w:rPr>
-        <w:t xml:space="preserve">the next question</w:t>
-      </w:r>
-      <w:r>
-        <w:t xml:space="preserve">. If you cannot answer "what happens when this input is</w:t>
-      </w:r>
-      <w:r>
-        <w:t xml:space="preserve"> </w:t>
-      </w:r>
-      <w:r>
-        <w:t xml:space="preserve">empty" without asking again, you have not met the floor.</w:t>
-      </w:r>
-    </w:p>
-    <w:p>
-      <w:pPr>
-        <w:pStyle w:val="Compact"/>
-        <w:numPr>
-          <w:ilvl w:val="0"/>
-          <w:numId w:val="1006"/>
-        </w:numPr>
-      </w:pPr>
-      <w:r>
-        <w:t xml:space="preserve">It does not apply to the two full-read conditions above. On a security seam, unaided is the bar.</w:t>
-      </w:r>
-    </w:p>
-    <w:p>
-      <w:pPr>
-        <w:pStyle w:val="Compact"/>
-        <w:numPr>
-          <w:ilvl w:val="0"/>
-          <w:numId w:val="1006"/>
-        </w:numPr>
-      </w:pPr>
-      <w:r>
-        <w:rPr>
-          <w:b/>
-          <w:bCs/>
-        </w:rPr>
-        <w:t xml:space="preserve">Record where you took the looser reading</w:t>
-      </w:r>
-      <w:r>
-        <w:t xml:space="preserve">, so the deviation is visible rather than assumed.</w:t>
-      </w:r>
-    </w:p>
-    <w:p>
-      <w:pPr>
-        <w:pStyle w:val="FirstParagraph"/>
-      </w:pPr>
-      <w:r>
-        <w:t xml:space="preserve">If your organization wants the strict reading, take it.</w:t>
-      </w:r>
-    </w:p>
-    <w:p>
-      <w:r>
-        <w:pict>
-          <v:rect style="width:0;height:1.5pt" o:hralign="center" o:hrstd="t" o:hr="t"/>
-        </w:pict>
-      </w:r>
-    </w:p>
     <w:bookmarkEnd w:id="18"/>
-    <w:bookmarkEnd w:id="19"/>
-    <w:bookmarkStart w:id="20" w:name="X8d3396b00f0f4c11ab0e015a4f5e1709e886efc"/>
+    <w:bookmarkStart w:id="19" w:name="X8d3396b00f0f4c11ab0e015a4f5e1709e886efc"/>
     <w:p>
       <w:pPr>
         <w:pStyle w:val="Heading2"/>
@@ -1813,8 +1666,8 @@
         </w:pict>
       </w:r>
     </w:p>
-    <w:bookmarkEnd w:id="20"/>
-    <w:bookmarkStart w:id="21" w:name="adapting-this-to-your-project"/>
+    <w:bookmarkEnd w:id="19"/>
+    <w:bookmarkStart w:id="20" w:name="adapting-this-to-your-project"/>
     <w:p>
       <w:pPr>
         <w:pStyle w:val="Heading2"/>
@@ -1828,7 +1681,7 @@
         <w:pStyle w:val="Compact"/>
         <w:numPr>
           <w:ilvl w:val="0"/>
-          <w:numId w:val="1007"/>
+          <w:numId w:val="1006"/>
         </w:numPr>
       </w:pPr>
       <w:r>
@@ -1856,7 +1709,7 @@
         <w:pStyle w:val="Compact"/>
         <w:numPr>
           <w:ilvl w:val="0"/>
-          <w:numId w:val="1007"/>
+          <w:numId w:val="1006"/>
         </w:numPr>
       </w:pPr>
       <w:r>
@@ -1884,7 +1737,7 @@
         <w:pStyle w:val="Compact"/>
         <w:numPr>
           <w:ilvl w:val="0"/>
-          <w:numId w:val="1007"/>
+          <w:numId w:val="1006"/>
         </w:numPr>
       </w:pPr>
       <w:r>
@@ -1906,7 +1759,7 @@
         <w:pStyle w:val="Compact"/>
         <w:numPr>
           <w:ilvl w:val="0"/>
-          <w:numId w:val="1007"/>
+          <w:numId w:val="1006"/>
         </w:numPr>
       </w:pPr>
       <w:r>
@@ -1973,8 +1826,8 @@
         <w:t xml:space="preserve">applying different readings on different days, so nobody can say what the rule actually is.</w:t>
       </w:r>
     </w:p>
-    <w:bookmarkEnd w:id="21"/>
-    <w:bookmarkStart w:id="26" w:name="related"/>
+    <w:bookmarkEnd w:id="20"/>
+    <w:bookmarkStart w:id="25" w:name="related"/>
     <w:p>
       <w:pPr>
         <w:pStyle w:val="Heading2"/>
@@ -2038,7 +1891,7 @@
             <w:pPr>
               <w:pStyle w:val="Compact"/>
             </w:pPr>
-            <w:hyperlink r:id="rId22">
+            <w:hyperlink r:id="rId21">
               <w:r>
                 <w:rPr>
                   <w:rStyle w:val="Hyperlink"/>
@@ -2067,7 +1920,7 @@
             <w:pPr>
               <w:pStyle w:val="Compact"/>
             </w:pPr>
-            <w:hyperlink r:id="rId23">
+            <w:hyperlink r:id="rId22">
               <w:r>
                 <w:rPr>
                   <w:rStyle w:val="Hyperlink"/>
@@ -2096,7 +1949,7 @@
             <w:pPr>
               <w:pStyle w:val="Compact"/>
             </w:pPr>
-            <w:hyperlink r:id="rId24">
+            <w:hyperlink r:id="rId23">
               <w:r>
                 <w:rPr>
                   <w:rStyle w:val="Hyperlink"/>
@@ -2125,7 +1978,7 @@
             <w:pPr>
               <w:pStyle w:val="Compact"/>
             </w:pPr>
-            <w:hyperlink r:id="rId25">
+            <w:hyperlink r:id="rId24">
               <w:r>
                 <w:rPr>
                   <w:rStyle w:val="Hyperlink"/>
@@ -2137,8 +1990,8 @@
         </w:tc>
       </w:tr>
     </w:tbl>
+    <w:bookmarkEnd w:id="25"/>
     <w:bookmarkEnd w:id="26"/>
-    <w:bookmarkEnd w:id="27"/>
     <w:sectPr>
       <w:footnotePr>
         <w:numRestart w:val="eachSect"/>
@@ -2477,9 +2330,6 @@
     <w:abstractNumId w:val="991"/>
   </w:num>
   <w:num w:numId="1004">
-    <w:abstractNumId w:val="991"/>
-  </w:num>
-  <w:num w:numId="1005">
     <w:abstractNumId w:val="99411"/>
     <w:lvlOverride w:ilvl="0">
       <w:startOverride w:val="1"/>
@@ -2509,10 +2359,10 @@
       <w:startOverride w:val="1"/>
     </w:lvlOverride>
   </w:num>
-  <w:num w:numId="1006">
+  <w:num w:numId="1005">
     <w:abstractNumId w:val="991"/>
   </w:num>
-  <w:num w:numId="1007">
+  <w:num w:numId="1006">
     <w:abstractNumId w:val="991"/>
   </w:num>
 </w:numbering>
